--- a/tillsyn/A 57599-2025 tillsynsbegäran.docx
+++ b/tillsyn/A 57599-2025 tillsynsbegäran.docx
@@ -12,7 +12,7 @@
     </w:p>
     <w:p>
       <w:r>
-        <w:t>Detta dokument behandlar höga naturvärden i avverkningsanmälan A 57599-2025 i Nyköpings kommun. Denna avverkningsanmälan inkom 2025-11-20 06:37:18 och omfattar 10,6 ha.</w:t>
+        <w:t>Detta dokument behandlar höga naturvärden i avverkningsanmälan A 57599-2025 i Nyköpings kommun. Denna avverkningsanmälan inkom 2025-11-20 00:00:00 och omfattar 10,6 ha.</w:t>
       </w:r>
     </w:p>
     <w:p>
@@ -518,7 +518,7 @@
     <w:r>
       <w:tab/>
       <w:tab/>
-      <w:t>2025-12-19</w:t>
+      <w:t>2025-12-20</w:t>
       <w:br/>
       <w:br/>
     </w:r>

--- a/tillsyn/A 57599-2025 tillsynsbegäran.docx
+++ b/tillsyn/A 57599-2025 tillsynsbegäran.docx
@@ -518,7 +518,7 @@
     <w:r>
       <w:tab/>
       <w:tab/>
-      <w:t>2025-12-20</w:t>
+      <w:t>2025-12-21</w:t>
       <w:br/>
       <w:br/>
     </w:r>

--- a/tillsyn/A 57599-2025 tillsynsbegäran.docx
+++ b/tillsyn/A 57599-2025 tillsynsbegäran.docx
@@ -518,7 +518,7 @@
     <w:r>
       <w:tab/>
       <w:tab/>
-      <w:t>2025-12-21</w:t>
+      <w:t>2025-12-22</w:t>
       <w:br/>
       <w:br/>
     </w:r>

--- a/tillsyn/A 57599-2025 tillsynsbegäran.docx
+++ b/tillsyn/A 57599-2025 tillsynsbegäran.docx
@@ -518,7 +518,7 @@
     <w:r>
       <w:tab/>
       <w:tab/>
-      <w:t>2025-12-22</w:t>
+      <w:t>2025-12-26</w:t>
       <w:br/>
       <w:br/>
     </w:r>

--- a/tillsyn/A 57599-2025 tillsynsbegäran.docx
+++ b/tillsyn/A 57599-2025 tillsynsbegäran.docx
@@ -518,7 +518,7 @@
     <w:r>
       <w:tab/>
       <w:tab/>
-      <w:t>2026-01-03</w:t>
+      <w:t>2026-01-04</w:t>
       <w:br/>
       <w:br/>
     </w:r>

--- a/tillsyn/A 57599-2025 tillsynsbegäran.docx
+++ b/tillsyn/A 57599-2025 tillsynsbegäran.docx
@@ -518,7 +518,7 @@
     <w:r>
       <w:tab/>
       <w:tab/>
-      <w:t>2026-01-07</w:t>
+      <w:t>2026-01-08</w:t>
       <w:br/>
       <w:br/>
     </w:r>

--- a/tillsyn/A 57599-2025 tillsynsbegäran.docx
+++ b/tillsyn/A 57599-2025 tillsynsbegäran.docx
@@ -518,7 +518,7 @@
     <w:r>
       <w:tab/>
       <w:tab/>
-      <w:t>2026-01-08</w:t>
+      <w:t>2026-01-09</w:t>
       <w:br/>
       <w:br/>
     </w:r>

--- a/tillsyn/A 57599-2025 tillsynsbegäran.docx
+++ b/tillsyn/A 57599-2025 tillsynsbegäran.docx
@@ -518,7 +518,7 @@
     <w:r>
       <w:tab/>
       <w:tab/>
-      <w:t>2026-01-09</w:t>
+      <w:t>2026-01-10</w:t>
       <w:br/>
       <w:br/>
     </w:r>

--- a/tillsyn/A 57599-2025 tillsynsbegäran.docx
+++ b/tillsyn/A 57599-2025 tillsynsbegäran.docx
@@ -518,7 +518,7 @@
     <w:r>
       <w:tab/>
       <w:tab/>
-      <w:t>2026-01-10</w:t>
+      <w:t>2026-01-11</w:t>
       <w:br/>
       <w:br/>
     </w:r>

--- a/tillsyn/A 57599-2025 tillsynsbegäran.docx
+++ b/tillsyn/A 57599-2025 tillsynsbegäran.docx
@@ -518,7 +518,7 @@
     <w:r>
       <w:tab/>
       <w:tab/>
-      <w:t>2026-01-11</w:t>
+      <w:t>2026-01-12</w:t>
       <w:br/>
       <w:br/>
     </w:r>

--- a/tillsyn/A 57599-2025 tillsynsbegäran.docx
+++ b/tillsyn/A 57599-2025 tillsynsbegäran.docx
@@ -518,7 +518,7 @@
     <w:r>
       <w:tab/>
       <w:tab/>
-      <w:t>2026-01-12</w:t>
+      <w:t>2026-01-13</w:t>
       <w:br/>
       <w:br/>
     </w:r>

--- a/tillsyn/A 57599-2025 tillsynsbegäran.docx
+++ b/tillsyn/A 57599-2025 tillsynsbegäran.docx
@@ -518,7 +518,7 @@
     <w:r>
       <w:tab/>
       <w:tab/>
-      <w:t>2026-01-13</w:t>
+      <w:t>2026-01-14</w:t>
       <w:br/>
       <w:br/>
     </w:r>

--- a/tillsyn/A 57599-2025 tillsynsbegäran.docx
+++ b/tillsyn/A 57599-2025 tillsynsbegäran.docx
@@ -518,7 +518,7 @@
     <w:r>
       <w:tab/>
       <w:tab/>
-      <w:t>2026-01-14</w:t>
+      <w:t>2026-01-15</w:t>
       <w:br/>
       <w:br/>
     </w:r>

--- a/tillsyn/A 57599-2025 tillsynsbegäran.docx
+++ b/tillsyn/A 57599-2025 tillsynsbegäran.docx
@@ -518,7 +518,7 @@
     <w:r>
       <w:tab/>
       <w:tab/>
-      <w:t>2026-01-15</w:t>
+      <w:t>2026-01-16</w:t>
       <w:br/>
       <w:br/>
     </w:r>

--- a/tillsyn/A 57599-2025 tillsynsbegäran.docx
+++ b/tillsyn/A 57599-2025 tillsynsbegäran.docx
@@ -518,7 +518,7 @@
     <w:r>
       <w:tab/>
       <w:tab/>
-      <w:t>2026-01-16</w:t>
+      <w:t>2026-01-17</w:t>
       <w:br/>
       <w:br/>
     </w:r>

--- a/tillsyn/A 57599-2025 tillsynsbegäran.docx
+++ b/tillsyn/A 57599-2025 tillsynsbegäran.docx
@@ -518,7 +518,7 @@
     <w:r>
       <w:tab/>
       <w:tab/>
-      <w:t>2026-01-17</w:t>
+      <w:t>2026-01-18</w:t>
       <w:br/>
       <w:br/>
     </w:r>

--- a/tillsyn/A 57599-2025 tillsynsbegäran.docx
+++ b/tillsyn/A 57599-2025 tillsynsbegäran.docx
@@ -518,7 +518,7 @@
     <w:r>
       <w:tab/>
       <w:tab/>
-      <w:t>2026-01-18</w:t>
+      <w:t>2026-01-19</w:t>
       <w:br/>
       <w:br/>
     </w:r>

--- a/tillsyn/A 57599-2025 tillsynsbegäran.docx
+++ b/tillsyn/A 57599-2025 tillsynsbegäran.docx
@@ -518,7 +518,7 @@
     <w:r>
       <w:tab/>
       <w:tab/>
-      <w:t>2026-01-19</w:t>
+      <w:t>2026-01-20</w:t>
       <w:br/>
       <w:br/>
     </w:r>

--- a/tillsyn/A 57599-2025 tillsynsbegäran.docx
+++ b/tillsyn/A 57599-2025 tillsynsbegäran.docx
@@ -518,7 +518,7 @@
     <w:r>
       <w:tab/>
       <w:tab/>
-      <w:t>2026-01-20</w:t>
+      <w:t>2026-01-21</w:t>
       <w:br/>
       <w:br/>
     </w:r>

--- a/tillsyn/A 57599-2025 tillsynsbegäran.docx
+++ b/tillsyn/A 57599-2025 tillsynsbegäran.docx
@@ -518,7 +518,7 @@
     <w:r>
       <w:tab/>
       <w:tab/>
-      <w:t>2026-01-21</w:t>
+      <w:t>2026-01-23</w:t>
       <w:br/>
       <w:br/>
     </w:r>

--- a/tillsyn/A 57599-2025 tillsynsbegäran.docx
+++ b/tillsyn/A 57599-2025 tillsynsbegäran.docx
@@ -518,7 +518,7 @@
     <w:r>
       <w:tab/>
       <w:tab/>
-      <w:t>2026-01-23</w:t>
+      <w:t>2026-01-24</w:t>
       <w:br/>
       <w:br/>
     </w:r>

--- a/tillsyn/A 57599-2025 tillsynsbegäran.docx
+++ b/tillsyn/A 57599-2025 tillsynsbegäran.docx
@@ -518,7 +518,7 @@
     <w:r>
       <w:tab/>
       <w:tab/>
-      <w:t>2026-01-24</w:t>
+      <w:t>2026-01-25</w:t>
       <w:br/>
       <w:br/>
     </w:r>

--- a/tillsyn/A 57599-2025 tillsynsbegäran.docx
+++ b/tillsyn/A 57599-2025 tillsynsbegäran.docx
@@ -518,7 +518,7 @@
     <w:r>
       <w:tab/>
       <w:tab/>
-      <w:t>2026-01-25</w:t>
+      <w:t>2026-01-26</w:t>
       <w:br/>
       <w:br/>
     </w:r>

--- a/tillsyn/A 57599-2025 tillsynsbegäran.docx
+++ b/tillsyn/A 57599-2025 tillsynsbegäran.docx
@@ -518,7 +518,7 @@
     <w:r>
       <w:tab/>
       <w:tab/>
-      <w:t>2026-01-26</w:t>
+      <w:t>2026-01-27</w:t>
       <w:br/>
       <w:br/>
     </w:r>

--- a/tillsyn/A 57599-2025 tillsynsbegäran.docx
+++ b/tillsyn/A 57599-2025 tillsynsbegäran.docx
@@ -518,7 +518,7 @@
     <w:r>
       <w:tab/>
       <w:tab/>
-      <w:t>2026-01-27</w:t>
+      <w:t>2026-01-28</w:t>
       <w:br/>
       <w:br/>
     </w:r>

--- a/tillsyn/A 57599-2025 tillsynsbegäran.docx
+++ b/tillsyn/A 57599-2025 tillsynsbegäran.docx
@@ -106,10 +106,48 @@
         <w:rPr>
           <w:b/>
         </w:rPr>
+        <w:t>Bronshjon</w:t>
+      </w:r>
+      <w:r>
+        <w:t xml:space="preserve"> är en skalbagge vars larvutveckling sker under grov bark på stammar av döda eller döende barrträd, främst gran, i mindre omfattning tall. Arten är knuten till äldre, naturskogslik granskog med inslag av torkande träd. Bronshjon är typisk art för </w:t>
+      </w:r>
+      <w:r>
+        <w:rPr>
+          <w:i/>
+        </w:rPr>
+        <w:t>9010 Taiga</w:t>
+      </w:r>
+      <w:r>
+        <w:t xml:space="preserve"> (SLU Artdatabanken, 2025).</w:t>
+      </w:r>
+    </w:p>
+    <w:p>
+      <w:r>
+        <w:rPr>
+          <w:b/>
+        </w:rPr>
         <w:t xml:space="preserve">Grönpyrola </w:t>
       </w:r>
       <w:r>
-        <w:t>växer främst på sandig, torr eller frisk mark i äldre barrskog, ofta på isälvsmaterial såsom sand och grus. Den påträffas främst i äldre naturligt uppkomna barrskogar, exempelvis på tallmoar, i åssluttningar, dyner och rasbranter. Arten är känslig för skogsbruksmetoder såsom slutavverkning och markberedning (Nitare &amp; Skogsstyrelsen, 2019).</w:t>
+        <w:t xml:space="preserve">växer främst på sandig, torr eller frisk mark i äldre barrskog, ofta på isälvsmaterial såsom sand och grus. Den påträffas främst i äldre naturligt uppkomna barrskogar, exempelvis på tallmoar, i åssluttningar, dyner och rasbranter. Arten är känslig för skogsbruksmetoder såsom slutavverkning och markberedning. Grönpyrola är typisk art för </w:t>
+      </w:r>
+      <w:r>
+        <w:rPr>
+          <w:i/>
+        </w:rPr>
+        <w:t>9010 Taiga, 9060 Åsbarrskog</w:t>
+      </w:r>
+      <w:r>
+        <w:t xml:space="preserve"> och</w:t>
+      </w:r>
+      <w:r>
+        <w:rPr>
+          <w:i/>
+        </w:rPr>
+        <w:t xml:space="preserve"> 1610 Åsöar i Östersjön </w:t>
+      </w:r>
+      <w:r>
+        <w:t>(Nitare &amp; Skogsstyrelsen, 2019; SLU Artdatabanken, 2025).</w:t>
       </w:r>
     </w:p>
     <w:p>
@@ -120,7 +158,25 @@
         <w:t>Rynkskinn (VU)</w:t>
       </w:r>
       <w:r>
-        <w:t>, rödlistad som sårbar, är en vednedbrytare som växer på grova granlågor och ingår i en karaktäristisk association av vedsvampar knutna till urskogsartade barrskogar. Den har klassificerats som en “urskogsindikator” och är placerad i toppen av Skogsstyrelsens värdepyramid för bedömning av skog med höga naturvärden. Allt tyder på att rynkskinn är mycket känslig för skogliga ingrepp (Nitare &amp; Skogsstyrelsen, 2019; SLU Artdatabanken, 2024).</w:t>
+        <w:t xml:space="preserve">, rödlistad som sårbar, är en vednedbrytare som växer på grova granlågor och ingår i en karaktäristisk association av vedsvampar knutna till urskogsartade barrskogar. Den har klassificerats som en “urskogsindikator” och är placerad i toppen av Skogsstyrelsens värdepyramid för bedömning av skog med höga naturvärden. Allt tyder på att rynkskinn är mycket känslig för skogliga ingrepp. Rynkskinn är typisk art för </w:t>
+      </w:r>
+      <w:r>
+        <w:rPr>
+          <w:i/>
+        </w:rPr>
+        <w:t xml:space="preserve">9010 Taiga, 9050 Näringsrik granskog </w:t>
+      </w:r>
+      <w:r>
+        <w:t>och</w:t>
+      </w:r>
+      <w:r>
+        <w:rPr>
+          <w:i/>
+        </w:rPr>
+        <w:t xml:space="preserve"> 9030 Landhöjningsskog</w:t>
+      </w:r>
+      <w:r>
+        <w:t xml:space="preserve"> (Nitare &amp; Skogsstyrelsen, 2019; SLU Artdatabanken, 2024).</w:t>
       </w:r>
     </w:p>
     <w:p>
@@ -518,7 +574,7 @@
     <w:r>
       <w:tab/>
       <w:tab/>
-      <w:t>2026-01-28</w:t>
+      <w:t>2026-01-29</w:t>
       <w:br/>
       <w:br/>
     </w:r>

--- a/tillsyn/A 57599-2025 tillsynsbegäran.docx
+++ b/tillsyn/A 57599-2025 tillsynsbegäran.docx
@@ -574,7 +574,7 @@
     <w:r>
       <w:tab/>
       <w:tab/>
-      <w:t>2026-01-29</w:t>
+      <w:t>2026-01-30</w:t>
       <w:br/>
       <w:br/>
     </w:r>

--- a/tillsyn/A 57599-2025 tillsynsbegäran.docx
+++ b/tillsyn/A 57599-2025 tillsynsbegäran.docx
@@ -574,7 +574,7 @@
     <w:r>
       <w:tab/>
       <w:tab/>
-      <w:t>2026-01-30</w:t>
+      <w:t>2026-01-31</w:t>
       <w:br/>
       <w:br/>
     </w:r>

--- a/tillsyn/A 57599-2025 tillsynsbegäran.docx
+++ b/tillsyn/A 57599-2025 tillsynsbegäran.docx
@@ -574,7 +574,7 @@
     <w:r>
       <w:tab/>
       <w:tab/>
-      <w:t>2026-02-22</w:t>
+      <w:t>2026-02-23</w:t>
       <w:br/>
       <w:br/>
     </w:r>

--- a/tillsyn/A 57599-2025 tillsynsbegäran.docx
+++ b/tillsyn/A 57599-2025 tillsynsbegäran.docx
@@ -574,7 +574,7 @@
     <w:r>
       <w:tab/>
       <w:tab/>
-      <w:t>2026-02-23</w:t>
+      <w:t>2026-02-24</w:t>
       <w:br/>
       <w:br/>
     </w:r>

--- a/tillsyn/A 57599-2025 tillsynsbegäran.docx
+++ b/tillsyn/A 57599-2025 tillsynsbegäran.docx
@@ -574,7 +574,7 @@
     <w:r>
       <w:tab/>
       <w:tab/>
-      <w:t>2026-02-24</w:t>
+      <w:t>2026-02-25</w:t>
       <w:br/>
       <w:br/>
     </w:r>

--- a/tillsyn/A 57599-2025 tillsynsbegäran.docx
+++ b/tillsyn/A 57599-2025 tillsynsbegäran.docx
@@ -574,7 +574,7 @@
     <w:r>
       <w:tab/>
       <w:tab/>
-      <w:t>2026-02-25</w:t>
+      <w:t>2026-02-26</w:t>
       <w:br/>
       <w:br/>
     </w:r>

--- a/tillsyn/A 57599-2025 tillsynsbegäran.docx
+++ b/tillsyn/A 57599-2025 tillsynsbegäran.docx
@@ -574,7 +574,7 @@
     <w:r>
       <w:tab/>
       <w:tab/>
-      <w:t>2026-02-26</w:t>
+      <w:t>2026-02-28</w:t>
       <w:br/>
       <w:br/>
     </w:r>

--- a/tillsyn/A 57599-2025 tillsynsbegäran.docx
+++ b/tillsyn/A 57599-2025 tillsynsbegäran.docx
@@ -574,7 +574,7 @@
     <w:r>
       <w:tab/>
       <w:tab/>
-      <w:t>2026-02-28</w:t>
+      <w:t>2026-03-01</w:t>
       <w:br/>
       <w:br/>
     </w:r>

--- a/tillsyn/A 57599-2025 tillsynsbegäran.docx
+++ b/tillsyn/A 57599-2025 tillsynsbegäran.docx
@@ -574,7 +574,7 @@
     <w:r>
       <w:tab/>
       <w:tab/>
-      <w:t>2026-03-01</w:t>
+      <w:t>2026-03-02</w:t>
       <w:br/>
       <w:br/>
     </w:r>

--- a/tillsyn/A 57599-2025 tillsynsbegäran.docx
+++ b/tillsyn/A 57599-2025 tillsynsbegäran.docx
@@ -574,7 +574,7 @@
     <w:r>
       <w:tab/>
       <w:tab/>
-      <w:t>2026-03-02</w:t>
+      <w:t>2026-03-03</w:t>
       <w:br/>
       <w:br/>
     </w:r>

--- a/tillsyn/A 57599-2025 tillsynsbegäran.docx
+++ b/tillsyn/A 57599-2025 tillsynsbegäran.docx
@@ -574,7 +574,7 @@
     <w:r>
       <w:tab/>
       <w:tab/>
-      <w:t>2026-03-03</w:t>
+      <w:t>2026-03-04</w:t>
       <w:br/>
       <w:br/>
     </w:r>

--- a/tillsyn/A 57599-2025 tillsynsbegäran.docx
+++ b/tillsyn/A 57599-2025 tillsynsbegäran.docx
@@ -574,7 +574,7 @@
     <w:r>
       <w:tab/>
       <w:tab/>
-      <w:t>2026-03-04</w:t>
+      <w:t>2026-03-05</w:t>
       <w:br/>
       <w:br/>
     </w:r>

--- a/tillsyn/A 57599-2025 tillsynsbegäran.docx
+++ b/tillsyn/A 57599-2025 tillsynsbegäran.docx
@@ -574,7 +574,7 @@
     <w:r>
       <w:tab/>
       <w:tab/>
-      <w:t>2026-03-05</w:t>
+      <w:t>2026-03-06</w:t>
       <w:br/>
       <w:br/>
     </w:r>

--- a/tillsyn/A 57599-2025 tillsynsbegäran.docx
+++ b/tillsyn/A 57599-2025 tillsynsbegäran.docx
@@ -574,7 +574,7 @@
     <w:r>
       <w:tab/>
       <w:tab/>
-      <w:t>2026-03-06</w:t>
+      <w:t>2026-03-07</w:t>
       <w:br/>
       <w:br/>
     </w:r>

--- a/tillsyn/A 57599-2025 tillsynsbegäran.docx
+++ b/tillsyn/A 57599-2025 tillsynsbegäran.docx
@@ -574,7 +574,7 @@
     <w:r>
       <w:tab/>
       <w:tab/>
-      <w:t>2026-03-07</w:t>
+      <w:t>2026-03-08</w:t>
       <w:br/>
       <w:br/>
     </w:r>

--- a/tillsyn/A 57599-2025 tillsynsbegäran.docx
+++ b/tillsyn/A 57599-2025 tillsynsbegäran.docx
@@ -574,7 +574,7 @@
     <w:r>
       <w:tab/>
       <w:tab/>
-      <w:t>2026-03-08</w:t>
+      <w:t>2026-03-09</w:t>
       <w:br/>
       <w:br/>
     </w:r>

--- a/tillsyn/A 57599-2025 tillsynsbegäran.docx
+++ b/tillsyn/A 57599-2025 tillsynsbegäran.docx
@@ -574,7 +574,7 @@
     <w:r>
       <w:tab/>
       <w:tab/>
-      <w:t>2026-03-09</w:t>
+      <w:t>2026-03-10</w:t>
       <w:br/>
       <w:br/>
     </w:r>

--- a/tillsyn/A 57599-2025 tillsynsbegäran.docx
+++ b/tillsyn/A 57599-2025 tillsynsbegäran.docx
@@ -225,7 +225,7 @@
         <w:t>Duvhök (NT, §4)</w:t>
       </w:r>
       <w:r>
-        <w:t xml:space="preserve"> är rödlistad som nära hotad (NT) och har minskat med 22 (0–48) % under de senaste 18 åren. Minskningstakten för den svenska populationen bedöms vara nära gränsvärdet för Sårbar (VU). (A2bc). (SLU Artdatabanken, 2021). Duvhöken jagar helst inne i äldre skog och missgynnas av stora hyggen och täta planteringar. De gamla fåglarna är i huvudsak stationära i sina revir (Skogsstyrelsen, 2016). Duvhöken är starkt bunden till skogsmark och boet läggs inne i tät, oftast äldre skog. Kantzoner mot öppen mark undviks och duvhöken är därför känsligare för slutavverkning än flera andra rovfåglar. Duvhöken är beroende av insynsskyddade boplatser. Friställande av boträd eller avverkning så att boplatsen blir exponerad mot öppen mark, medför att platsen överges (Skogsstyrelsen, 2016). Eftersom duvhöken helst häckar i gammal skog, är dess häckningsplatser i princip alltid mer eller mindre hotade av skogsbruk och avverkningar (SLU Artdatabanken, 2021).</w:t>
+        <w:t>, som är rödlistad som nära hotad (NT), har minskat med 22 (0–48) % under de senaste 18 åren och minskningstakten för den svenska populationen bedöms vara nära gränsvärdet för Sårbar (VU). Arten är starkt bunden till skogsmark och jagar helst inne i äldre skog. Den missgynnas av stora hyggen och täta planteringar. De gamla fåglarna är i huvudsak stationära i sina revir och boet läggs inne i tät, oftast äldre skog. Kantzoner mot öppen mark undviks och duvhöken, som är beroende av insynsskyddade boplatser, är därför känsligare för slutavverkning än flera andra rovfåglar. Friställande av boträd eller avverkning så att boplatsen blir exponerad mot öppen mark, medför att platsen överges. Eftersom duvhöken helst häckar i gammal skog, är dess häckningsplatser i princip alltid mer eller mindre hotade av skogsbruk och avverkningar (SLU Artdatabanken, 2021; Skogsstyrelsen 2016).</w:t>
       </w:r>
     </w:p>
     <w:p>
@@ -236,7 +236,7 @@
         <w:t>Talltita (NT, §4)</w:t>
       </w:r>
       <w:r>
-        <w:t>, rödlistad som nära hotad och prioriterad art i Skogsvårdslagen har häckningsrevir i anmälan. Arten har minskat kraftigt de senaste 30 åren och minskningstakten innevarande 10-årsperiod beräknas till 20 (10–30) %. Talltitan är synnerligen trogen sitt cirka 15 hektar stora revir och är beroende av flerskiktade olikåldriga skogar för att kunna föda upp sina ungar. Talltitan försvinner om dess livsmiljö kalavverkas (Eggers &amp; Low (2014); Ekman (1979); Griesser et al (2007); Klein (2020); Siffczyk et al (2003); SLU Artdatabanken (2021).</w:t>
+        <w:t>, rödlistad som nära hotad och prioriterad art i Skogsvårdslagen, har häckningsrevir i anmälan. Arten har minskat kraftigt de senaste 30 åren och minskningstakten innevarande 10-årsperiod beräknas till 20 (10–30) %. Talltitan är synnerligen trogen sitt cirka 15 hektar stora revir och är beroende av flerskiktade olikåldriga skogar för att kunna föda upp sina ungar. Talltitan försvinner om dess livsmiljö kalavverkas (Eggers &amp; Low, 2014; Ekman, 1979; Griesser et al, 2007; Klein, 2020; Siffczyk et al, 2003; SLU Artdatabanken, 2021).</w:t>
       </w:r>
     </w:p>
     <w:p>
@@ -574,7 +574,7 @@
     <w:r>
       <w:tab/>
       <w:tab/>
-      <w:t>2026-03-10</w:t>
+      <w:t>2026-03-11</w:t>
       <w:br/>
       <w:br/>
     </w:r>

--- a/tillsyn/A 57599-2025 tillsynsbegäran.docx
+++ b/tillsyn/A 57599-2025 tillsynsbegäran.docx
@@ -574,7 +574,7 @@
     <w:r>
       <w:tab/>
       <w:tab/>
-      <w:t>2026-03-11</w:t>
+      <w:t>2026-03-12</w:t>
       <w:br/>
       <w:br/>
     </w:r>

--- a/tillsyn/A 57599-2025 tillsynsbegäran.docx
+++ b/tillsyn/A 57599-2025 tillsynsbegäran.docx
@@ -574,7 +574,7 @@
     <w:r>
       <w:tab/>
       <w:tab/>
-      <w:t>2026-03-12</w:t>
+      <w:t>2026-03-13</w:t>
       <w:br/>
       <w:br/>
     </w:r>

--- a/tillsyn/A 57599-2025 tillsynsbegäran.docx
+++ b/tillsyn/A 57599-2025 tillsynsbegäran.docx
@@ -569,7 +569,7 @@
     <w:r>
       <w:tab/>
       <w:tab/>
-      <w:t>2026-04-14</w:t>
+      <w:t>2026-04-15</w:t>
       <w:br/>
       <w:br/>
     </w:r>

--- a/tillsyn/A 57599-2025 tillsynsbegäran.docx
+++ b/tillsyn/A 57599-2025 tillsynsbegäran.docx
@@ -569,7 +569,7 @@
     <w:r>
       <w:tab/>
       <w:tab/>
-      <w:t>2026-04-15</w:t>
+      <w:t>2026-04-16</w:t>
       <w:br/>
       <w:br/>
     </w:r>

--- a/tillsyn/A 57599-2025 tillsynsbegäran.docx
+++ b/tillsyn/A 57599-2025 tillsynsbegäran.docx
@@ -569,7 +569,7 @@
     <w:r>
       <w:tab/>
       <w:tab/>
-      <w:t>2026-04-16</w:t>
+      <w:t>2026-04-17</w:t>
       <w:br/>
       <w:br/>
     </w:r>

--- a/tillsyn/A 57599-2025 tillsynsbegäran.docx
+++ b/tillsyn/A 57599-2025 tillsynsbegäran.docx
@@ -569,7 +569,7 @@
     <w:r>
       <w:tab/>
       <w:tab/>
-      <w:t>2026-04-17</w:t>
+      <w:t>2026-04-18</w:t>
       <w:br/>
       <w:br/>
     </w:r>

--- a/tillsyn/A 57599-2025 tillsynsbegäran.docx
+++ b/tillsyn/A 57599-2025 tillsynsbegäran.docx
@@ -569,7 +569,7 @@
     <w:r>
       <w:tab/>
       <w:tab/>
-      <w:t>2026-04-18</w:t>
+      <w:t>2026-04-19</w:t>
       <w:br/>
       <w:br/>
     </w:r>

--- a/tillsyn/A 57599-2025 tillsynsbegäran.docx
+++ b/tillsyn/A 57599-2025 tillsynsbegäran.docx
@@ -569,7 +569,7 @@
     <w:r>
       <w:tab/>
       <w:tab/>
-      <w:t>2026-04-19</w:t>
+      <w:t>2026-04-20</w:t>
       <w:br/>
       <w:br/>
     </w:r>

--- a/tillsyn/A 57599-2025 tillsynsbegäran.docx
+++ b/tillsyn/A 57599-2025 tillsynsbegäran.docx
@@ -569,7 +569,7 @@
     <w:r>
       <w:tab/>
       <w:tab/>
-      <w:t>2026-04-20</w:t>
+      <w:t>2026-04-21</w:t>
       <w:br/>
       <w:br/>
     </w:r>

--- a/tillsyn/A 57599-2025 tillsynsbegäran.docx
+++ b/tillsyn/A 57599-2025 tillsynsbegäran.docx
@@ -569,7 +569,7 @@
     <w:r>
       <w:tab/>
       <w:tab/>
-      <w:t>2026-04-21</w:t>
+      <w:t>2026-04-22</w:t>
       <w:br/>
       <w:br/>
     </w:r>

--- a/tillsyn/A 57599-2025 tillsynsbegäran.docx
+++ b/tillsyn/A 57599-2025 tillsynsbegäran.docx
@@ -569,7 +569,7 @@
     <w:r>
       <w:tab/>
       <w:tab/>
-      <w:t>2026-04-22</w:t>
+      <w:t>2026-04-23</w:t>
       <w:br/>
       <w:br/>
     </w:r>

--- a/tillsyn/A 57599-2025 tillsynsbegäran.docx
+++ b/tillsyn/A 57599-2025 tillsynsbegäran.docx
@@ -569,7 +569,7 @@
     <w:r>
       <w:tab/>
       <w:tab/>
-      <w:t>2026-04-23</w:t>
+      <w:t>2026-04-24</w:t>
       <w:br/>
       <w:br/>
     </w:r>

--- a/tillsyn/A 57599-2025 tillsynsbegäran.docx
+++ b/tillsyn/A 57599-2025 tillsynsbegäran.docx
@@ -569,7 +569,7 @@
     <w:r>
       <w:tab/>
       <w:tab/>
-      <w:t>2026-04-24</w:t>
+      <w:t>2026-04-25</w:t>
       <w:br/>
       <w:br/>
     </w:r>

--- a/tillsyn/A 57599-2025 tillsynsbegäran.docx
+++ b/tillsyn/A 57599-2025 tillsynsbegäran.docx
@@ -569,7 +569,7 @@
     <w:r>
       <w:tab/>
       <w:tab/>
-      <w:t>2026-04-25</w:t>
+      <w:t>2026-04-26</w:t>
       <w:br/>
       <w:br/>
     </w:r>

--- a/tillsyn/A 57599-2025 tillsynsbegäran.docx
+++ b/tillsyn/A 57599-2025 tillsynsbegäran.docx
@@ -569,7 +569,7 @@
     <w:r>
       <w:tab/>
       <w:tab/>
-      <w:t>2026-04-26</w:t>
+      <w:t>2026-04-27</w:t>
       <w:br/>
       <w:br/>
     </w:r>

--- a/tillsyn/A 57599-2025 tillsynsbegäran.docx
+++ b/tillsyn/A 57599-2025 tillsynsbegäran.docx
@@ -569,7 +569,7 @@
     <w:r>
       <w:tab/>
       <w:tab/>
-      <w:t>2026-04-27</w:t>
+      <w:t>2026-04-28</w:t>
       <w:br/>
       <w:br/>
     </w:r>

--- a/tillsyn/A 57599-2025 tillsynsbegäran.docx
+++ b/tillsyn/A 57599-2025 tillsynsbegäran.docx
@@ -569,7 +569,7 @@
     <w:r>
       <w:tab/>
       <w:tab/>
-      <w:t>2026-04-28</w:t>
+      <w:t>2026-04-29</w:t>
       <w:br/>
       <w:br/>
     </w:r>

--- a/tillsyn/A 57599-2025 tillsynsbegäran.docx
+++ b/tillsyn/A 57599-2025 tillsynsbegäran.docx
@@ -569,7 +569,7 @@
     <w:r>
       <w:tab/>
       <w:tab/>
-      <w:t>2026-04-29</w:t>
+      <w:t>2026-04-30</w:t>
       <w:br/>
       <w:br/>
     </w:r>

--- a/tillsyn/A 57599-2025 tillsynsbegäran.docx
+++ b/tillsyn/A 57599-2025 tillsynsbegäran.docx
@@ -569,7 +569,7 @@
     <w:r>
       <w:tab/>
       <w:tab/>
-      <w:t>2026-04-30</w:t>
+      <w:t>2026-05-01</w:t>
       <w:br/>
       <w:br/>
     </w:r>

--- a/tillsyn/A 57599-2025 tillsynsbegäran.docx
+++ b/tillsyn/A 57599-2025 tillsynsbegäran.docx
@@ -569,7 +569,7 @@
     <w:r>
       <w:tab/>
       <w:tab/>
-      <w:t>2026-05-01</w:t>
+      <w:t>2026-05-02</w:t>
       <w:br/>
       <w:br/>
     </w:r>

--- a/tillsyn/A 57599-2025 tillsynsbegäran.docx
+++ b/tillsyn/A 57599-2025 tillsynsbegäran.docx
@@ -569,7 +569,7 @@
     <w:r>
       <w:tab/>
       <w:tab/>
-      <w:t>2026-05-02</w:t>
+      <w:t>2026-05-03</w:t>
       <w:br/>
       <w:br/>
     </w:r>

--- a/tillsyn/A 57599-2025 tillsynsbegäran.docx
+++ b/tillsyn/A 57599-2025 tillsynsbegäran.docx
@@ -569,7 +569,7 @@
     <w:r>
       <w:tab/>
       <w:tab/>
-      <w:t>2026-05-03</w:t>
+      <w:t>2026-05-04</w:t>
       <w:br/>
       <w:br/>
     </w:r>

--- a/tillsyn/A 57599-2025 tillsynsbegäran.docx
+++ b/tillsyn/A 57599-2025 tillsynsbegäran.docx
@@ -569,7 +569,7 @@
     <w:r>
       <w:tab/>
       <w:tab/>
-      <w:t>2026-05-04</w:t>
+      <w:t>2026-05-05</w:t>
       <w:br/>
       <w:br/>
     </w:r>

--- a/tillsyn/A 57599-2025 tillsynsbegäran.docx
+++ b/tillsyn/A 57599-2025 tillsynsbegäran.docx
@@ -569,7 +569,7 @@
     <w:r>
       <w:tab/>
       <w:tab/>
-      <w:t>2026-05-05</w:t>
+      <w:t>2026-05-06</w:t>
       <w:br/>
       <w:br/>
     </w:r>

--- a/tillsyn/A 57599-2025 tillsynsbegäran.docx
+++ b/tillsyn/A 57599-2025 tillsynsbegäran.docx
@@ -569,7 +569,7 @@
     <w:r>
       <w:tab/>
       <w:tab/>
-      <w:t>2026-05-16</w:t>
+      <w:t>2026-05-17</w:t>
       <w:br/>
       <w:br/>
     </w:r>

--- a/tillsyn/A 57599-2025 tillsynsbegäran.docx
+++ b/tillsyn/A 57599-2025 tillsynsbegäran.docx
@@ -569,7 +569,7 @@
     <w:r>
       <w:tab/>
       <w:tab/>
-      <w:t>2026-05-17</w:t>
+      <w:t>2026-05-18</w:t>
       <w:br/>
       <w:br/>
     </w:r>

--- a/tillsyn/A 57599-2025 tillsynsbegäran.docx
+++ b/tillsyn/A 57599-2025 tillsynsbegäran.docx
@@ -569,7 +569,7 @@
     <w:r>
       <w:tab/>
       <w:tab/>
-      <w:t>2026-05-18</w:t>
+      <w:t>2026-05-19</w:t>
       <w:br/>
       <w:br/>
     </w:r>

--- a/tillsyn/A 57599-2025 tillsynsbegäran.docx
+++ b/tillsyn/A 57599-2025 tillsynsbegäran.docx
@@ -569,7 +569,7 @@
     <w:r>
       <w:tab/>
       <w:tab/>
-      <w:t>2026-05-19</w:t>
+      <w:t>2026-05-20</w:t>
       <w:br/>
       <w:br/>
     </w:r>

--- a/tillsyn/A 57599-2025 tillsynsbegäran.docx
+++ b/tillsyn/A 57599-2025 tillsynsbegäran.docx
@@ -569,7 +569,7 @@
     <w:r>
       <w:tab/>
       <w:tab/>
-      <w:t>2026-06-15</w:t>
+      <w:t>2026-06-16</w:t>
       <w:br/>
       <w:br/>
     </w:r>

--- a/tillsyn/A 57599-2025 tillsynsbegäran.docx
+++ b/tillsyn/A 57599-2025 tillsynsbegäran.docx
@@ -569,7 +569,7 @@
     <w:r>
       <w:tab/>
       <w:tab/>
-      <w:t>2026-06-16</w:t>
+      <w:t>2026-06-17</w:t>
       <w:br/>
       <w:br/>
     </w:r>

--- a/tillsyn/A 57599-2025 tillsynsbegäran.docx
+++ b/tillsyn/A 57599-2025 tillsynsbegäran.docx
@@ -1,6 +1,6 @@
 
 <file path=word/document.xml><?xml version="1.0" encoding="utf-8"?>
-<w:document xmlns:wpc="http://schemas.microsoft.com/office/word/2010/wordprocessingCanvas" xmlns:cx="http://schemas.microsoft.com/office/drawing/2014/chartex" xmlns:cx1="http://schemas.microsoft.com/office/drawing/2015/9/8/chartex" xmlns:cx2="http://schemas.microsoft.com/office/drawing/2015/10/21/chartex" xmlns:cx3="http://schemas.microsoft.com/office/drawing/2016/5/9/chartex" xmlns:cx4="http://schemas.microsoft.com/office/drawing/2016/5/10/chartex" xmlns:cx5="http://schemas.microsoft.com/office/drawing/2016/5/11/chartex" xmlns:cx6="http://schemas.microsoft.com/office/drawing/2016/5/12/chartex" xmlns:cx7="http://schemas.microsoft.com/office/drawing/2016/5/13/chartex" xmlns:cx8="http://schemas.microsoft.com/office/drawing/2016/5/14/chartex" xmlns:mc="http://schemas.openxmlformats.org/markup-compatibility/2006" xmlns:aink="http://schemas.microsoft.com/office/drawing/2016/ink" xmlns:am3d="http://schemas.microsoft.com/office/drawing/2017/model3d" xmlns:o="urn:schemas-microsoft-com:office:office" xmlns:oel="http://schemas.microsoft.com/office/2019/extlst" xmlns:r="http://schemas.openxmlformats.org/officeDocument/2006/relationships" xmlns:m="http://schemas.openxmlformats.org/officeDocument/2006/math" xmlns:v="urn:schemas-microsoft-com:vml" xmlns:wp14="http://schemas.microsoft.com/office/word/2010/wordprocessingDrawing" xmlns:wp="http://schemas.openxmlformats.org/drawingml/2006/wordprocessingDrawing" xmlns:w10="urn:schemas-microsoft-com:office:word" xmlns:w="http://schemas.openxmlformats.org/wordprocessingml/2006/main" xmlns:w14="http://schemas.microsoft.com/office/word/2010/wordml" xmlns:w15="http://schemas.microsoft.com/office/word/2012/wordml" xmlns:w16cex="http://schemas.microsoft.com/office/word/2018/wordml/cex" xmlns:w16cid="http://schemas.microsoft.com/office/word/2016/wordml/cid" xmlns:w16="http://schemas.microsoft.com/office/word/2018/wordml" xmlns:w16sdtdh="http://schemas.microsoft.com/office/word/2020/wordml/sdtdatahash" xmlns:w16se="http://schemas.microsoft.com/office/word/2015/wordml/symex" xmlns:wpg="http://schemas.microsoft.com/office/word/2010/wordprocessingGroup" xmlns:wpi="http://schemas.microsoft.com/office/word/2010/wordprocessingInk" xmlns:wne="http://schemas.microsoft.com/office/word/2006/wordml" xmlns:wps="http://schemas.microsoft.com/office/word/2010/wordprocessingShape" mc:Ignorable="w14 w15 w16se w16cid w16 w16cex w16sdtdh wp14">
+<w:document xmlns:wpc="http://schemas.microsoft.com/office/word/2010/wordprocessingCanvas" xmlns:cx="http://schemas.microsoft.com/office/drawing/2014/chartex" xmlns:cx1="http://schemas.microsoft.com/office/drawing/2015/9/8/chartex" xmlns:cx2="http://schemas.microsoft.com/office/drawing/2015/10/21/chartex" xmlns:cx3="http://schemas.microsoft.com/office/drawing/2016/5/9/chartex" xmlns:cx4="http://schemas.microsoft.com/office/drawing/2016/5/10/chartex" xmlns:cx5="http://schemas.microsoft.com/office/drawing/2016/5/11/chartex" xmlns:cx6="http://schemas.microsoft.com/office/drawing/2016/5/12/chartex" xmlns:cx7="http://schemas.microsoft.com/office/drawing/2016/5/13/chartex" xmlns:cx8="http://schemas.microsoft.com/office/drawing/2016/5/14/chartex" xmlns:mc="http://schemas.openxmlformats.org/markup-compatibility/2006" xmlns:aink="http://schemas.microsoft.com/office/drawing/2016/ink" xmlns:am3d="http://schemas.microsoft.com/office/drawing/2017/model3d" xmlns:o="urn:schemas-microsoft-com:office:office" xmlns:oel="http://schemas.microsoft.com/office/2019/extlst" xmlns:r="http://schemas.openxmlformats.org/officeDocument/2006/relationships" xmlns:m="http://schemas.openxmlformats.org/officeDocument/2006/math" xmlns:v="urn:schemas-microsoft-com:vml" xmlns:wp14="http://schemas.microsoft.com/office/word/2010/wordprocessingDrawing" xmlns:wp="http://schemas.openxmlformats.org/drawingml/2006/wordprocessingDrawing" xmlns:w10="urn:schemas-microsoft-com:office:word" xmlns:w="http://schemas.openxmlformats.org/wordprocessingml/2006/main" xmlns:w14="http://schemas.microsoft.com/office/word/2010/wordml" xmlns:w15="http://schemas.microsoft.com/office/word/2012/wordml" xmlns:w16cex="http://schemas.microsoft.com/office/word/2018/wordml/cex" xmlns:w16cid="http://schemas.microsoft.com/office/word/2016/wordml/cid" xmlns:w16="http://schemas.microsoft.com/office/word/2018/wordml" xmlns:w16du="http://schemas.microsoft.com/office/word/2023/wordml/word16du" xmlns:w16sdtdh="http://schemas.microsoft.com/office/word/2020/wordml/sdtdatahash" xmlns:w16sdtfl="http://schemas.microsoft.com/office/word/2024/wordml/sdtformatlock" xmlns:w16se="http://schemas.microsoft.com/office/word/2015/wordml/symex" xmlns:wpg="http://schemas.microsoft.com/office/word/2010/wordprocessingGroup" xmlns:wpi="http://schemas.microsoft.com/office/word/2010/wordprocessingInk" xmlns:wne="http://schemas.microsoft.com/office/word/2006/wordml" xmlns:wps="http://schemas.microsoft.com/office/word/2010/wordprocessingShape" mc:Ignorable="w14 w15 w16se w16cid w16 w16cex w16sdtdh w16sdtfl w16du wp14">
   <w:body>
     <w:p>
       <w:pPr>
@@ -12,35 +12,10 @@
     </w:p>
     <w:p>
       <w:r>
-        <w:t>Detta dokument behandlar höga naturvärden i avverkningsanmälan A 57599-2025 i Nyköpings kommun. Denna avverkningsanmälan inkom 2025-11-20 00:00:00 och omfattar 10,6 ha.</w:t>
+        <w:t>Detta dokument behandlar höga naturvärden i avverkningsanmälan A 57599-2025 i Nyköpings kommun som inkom 2025-11-20 och omfattar 10,6 ha.</w:t>
       </w:r>
-    </w:p>
-    <w:p>
       <w:r>
-        <w:t>Vi begär härmed att Skogsstyrelsen fattar beslut enligt miljöbalken som säkerställer att skogens höga naturvärden bevaras samt säkerställer att EU-lagstiftning efterlevs och att artskyddsbrott förhindras. Vi önskar även ta del av de ställningstaganden och beslut som myndigheterna meddelar till följd av aktuell avverkningsanmälan och föreningens inlaga (se 34 § förvaltningslagen).</w:t>
-      </w:r>
-    </w:p>
-    <w:p>
-      <w:r>
-        <w:t>Nedan beskrivs fynd av naturvårdsarter och fridlysta arter som gjorts i det avverkningsanmälda området. I BILAGA 1 finns artfakta om fridlysta arter.</w:t>
-      </w:r>
-    </w:p>
-    <w:p>
-      <w:pPr>
-        <w:pStyle w:val="Heading1"/>
-      </w:pPr>
-      <w:r>
-        <w:t>Naturvårdsarter</w:t>
-      </w:r>
-    </w:p>
-    <w:p>
-      <w:r>
-        <w:t>I avverkningsanmälan har följande 7 naturvårdsarter hittats: rynkskinn (VU), blanksvart spiklav (NT), duvhök (NT, §4), talltita (NT, §4), bronshjon (S), grönpyrola (S) och rödgul trumpetsvamp (S). Av dessa är 4 rödlistade. För rödlistade arter har rödlistekategorin angivits inom parentes. Arter som är signalarter enligt Skogsstyrelsen har markerats med (S). För fridlysta arter anges även paragrafen i Artskyddsförordningen som arten är fridlyst enligt.</w:t>
-      </w:r>
-    </w:p>
-    <w:p>
-      <w:r>
-        <w:t>De påträffade naturvårdsarterna är ett tydligt kvitto på att detta rör sig om en skog med höga naturvärden. I Figur 1 visas en karta över det avverkningsanmälda området, där samtliga fyndplatser för naturvårdsarter som finns registrerade på Artportalen har markerats.</w:t>
+        <w:t xml:space="preserve"> I Figur 1 visas fyndplatser för naturvårdsarter i området, som finns registrerade på Artportalen.</w:t>
       </w:r>
     </w:p>
     <w:p>
@@ -50,7 +25,7 @@
       <w:r>
         <w:drawing>
           <wp:inline xmlns:a="http://schemas.openxmlformats.org/drawingml/2006/main" xmlns:pic="http://schemas.openxmlformats.org/drawingml/2006/picture">
-            <wp:extent cx="5486400" cy="2744060"/>
+            <wp:extent cx="5486400" cy="3621778"/>
             <wp:docPr id="1" name="Picture 1"/>
             <wp:cNvGraphicFramePr>
               <a:graphicFrameLocks noChangeAspect="1"/>
@@ -71,7 +46,7 @@
                   <pic:spPr>
                     <a:xfrm>
                       <a:off x="0" y="0"/>
-                      <a:ext cx="5486400" cy="2744060"/>
+                      <a:ext cx="5486400" cy="3621778"/>
                     </a:xfrm>
                     <a:prstGeom prst="rect"/>
                   </pic:spPr>
@@ -85,9 +60,105 @@
     <w:p>
       <w:pPr>
         <w:pStyle w:val="Caption"/>
+        <w:spacing w:after="240"/>
       </w:pPr>
       <w:r>
-        <w:t>Figur 1. Fyndplatser för naturvårdsarter i det avverkningsanmälda området (röd linje). Markörer utan svart kant är placerade på fyndplatsen. Markörer med svart kant är placerade vid sidan av fyndplatsen och har ett svart streck som visar fyndplatsens exakta position. Kartans mittpunktskoordinat är N 6525510, E 603419 i SWEREF 99 TM.</w:t>
+        <w:t>Figur 1. Fyndplatser för naturvårdsarter i avverkningsanmälan (röd linje). Inom parentes anges rödlistekategorier, S för signalarter, Tför typiska arter och fridlysningsparagrafer i artskyddsförordningen.Markörer utan svart kant är placerade på fyndplatsen. Markörer med svart kant är placerade vid sidan av fyndplatsen och har ett svart streck som visar fyndplatsens exakta position. Kartans mittpunktskoordinat är N 6525510, E 603419 i SWEREF 99 TM.</w:t>
+      </w:r>
+    </w:p>
+    <w:p>
+      <w:r>
+        <w:t>Vi begär härmed att Skogsstyrelsen fattar beslut enligt miljöbalken som säkerställer att skogens höga naturvärden bevaras samt att EU-lagstiftning efterlevs och att artskyddsbrott förhindras.</w:t>
+      </w:r>
+    </w:p>
+    <w:p>
+      <w:r>
+        <w:t>Vi önskar även ta del av de ställningstaganden och beslut som myndigheten meddelar till följd av aktuell avverkningsanmälan och föreningens inlaga (se 34 § förvaltningslagen).</w:t>
+      </w:r>
+    </w:p>
+    <w:p>
+      <w:r>
+        <w:t>Nedan beskrivs fynd av naturvårdsarter och fridlysta arter som gjorts i det avverkningsanmälda området. I BILAGA 1 finns artfakta om fridlysta arter.</w:t>
+      </w:r>
+    </w:p>
+    <w:p>
+      <w:pPr>
+        <w:pStyle w:val="Heading1"/>
+      </w:pPr>
+      <w:r>
+        <w:t>Naturvårdsarter</w:t>
+      </w:r>
+    </w:p>
+    <w:p>
+      <w:r>
+        <w:t>I avverkningsanmälan har följande 7 naturvårdsarter hittats: blanksvart spiklav (NT), duvhök (NT, §4), rynkskinn (NT, T), talltita (NT, §4), bronshjon (S, T), grönpyrola (S, T) och rödgul trumpetsvamp (S). Av dessa är 4 rödlistade. För rödlistade arter har rödlistekategorin angivits inom parentes. Arter som är signalarter enligt Skogsstyrelsen har markerats med (S). Typiska arter inom Natura 2000 som är kopplade till skogsekosystem har markerats med (T). För fridlysta arter anges även paragrafen i Artskyddsförordningen som arten är fridlyst enligt.</w:t>
+      </w:r>
+    </w:p>
+    <w:p>
+      <w:r>
+        <w:t>De påträffade naturvårdsarterna är ett tydligt kvitto på att det rör sig om en skog med höga naturvärden.</w:t>
+      </w:r>
+    </w:p>
+    <w:p>
+      <w:pPr>
+        <w:pStyle w:val="Heading2"/>
+      </w:pPr>
+      <w:r>
+        <w:t>Fridlysta arter</w:t>
+      </w:r>
+    </w:p>
+    <w:p>
+      <w:r>
+        <w:t>Följande fridlysta arter har sina livsmiljöer och växtplatser i den avverkningsanmälda skogen: duvhök (NT, §4) och talltita (NT, §4).</w:t>
+      </w:r>
+    </w:p>
+    <w:p>
+      <w:r>
+        <w:t xml:space="preserve">Observera att medlemsländerna är skyldiga att agera i enlighet med EU:s fågeldirektiv där det uttryckligen står att direktivet gäller för fåglar samt för deras ägg, bon och </w:t>
+      </w:r>
+      <w:r>
+        <w:rPr>
+          <w:b/>
+        </w:rPr>
+        <w:t xml:space="preserve">livsmiljöer </w:t>
+      </w:r>
+      <w:r>
+        <w:t>(artikel 1). Vidare att de åtgärder som vidtas inte får leda till en försämring av den nuvarande situationen beträffande bevarandet av de fågelarter som avses i artikel 1 (artikel 13). Fågeldirektivet är styrande för tillsynsansvariga myndigheters ärendehantering, ställningstaganden och beslutsfattande.</w:t>
+      </w:r>
+    </w:p>
+    <w:p>
+      <w:r>
+        <w:rPr>
+          <w:b/>
+        </w:rPr>
+        <w:t>Duvhök (NT, §4)</w:t>
+      </w:r>
+      <w:r>
+        <w:t>, som är rödlistad som nära hotad, har minskat med 15 (0–30) % under de senaste 18 åren och minskningstakten för den svenska populationen bedöms vara nära gränsvärdet för sårbar (VU). Arten är starkt bunden till skogsmark och jagar helst inne i äldre skog. Den missgynnas av stora hyggen och täta planteringar. De gamla fåglarna är i huvudsak stationära i sina revir och boet läggs inne i tät, oftast äldre skog. Kantzoner mot öppen mark undviks och duvhöken, som är beroende av insynsskyddade boplatser, är därför känsligare för slutavverkning än flera andra rovfåglar. Friställande av boträd eller avverkning så att boplatsen blir exponerad mot öppen mark, medför att platsen överges. Eftersom duvhöken helst häckar i gammal skog, är dess häckningsplatser i princip alltid mer eller mindre hotade av skogsbruk och avverkningar (SLU Artdatabanken, 2026; Skogsstyrelsen 2016).</w:t>
+      </w:r>
+    </w:p>
+    <w:p>
+      <w:r>
+        <w:rPr>
+          <w:b/>
+        </w:rPr>
+        <w:t>Talltita (NT, §4)</w:t>
+      </w:r>
+      <w:r>
+        <w:t>, rödlistad som nära hotad och prioriterad art i Skogsvårdslagen, har häckningsrevir i anmälan. Arten har minskat kraftigt de senaste 30 åren och minskningstakten innevarande 10-årsperiod beräknas till 20 (10–30) %. Talltitan är synnerligen trogen sitt cirka 15 hektar stora revir och är beroende av flerskiktade olikåldriga skogar för att kunna föda upp sina ungar. Talltitan försvinner om dess livsmiljö kalavverkas (Eggers &amp; Low, 2014; Ekman, 1979; Griesser et al, 2007; Klein, 2020; Siffczyk et al, 2003; SLU Artdatabanken, 2021).</w:t>
+      </w:r>
+    </w:p>
+    <w:p>
+      <w:r>
+        <w:t>I BILAGA 1 finns mer detaljerad information om ekologi samt krav på livsmiljö hos fridlysta arter.</w:t>
+      </w:r>
+    </w:p>
+    <w:p>
+      <w:pPr>
+        <w:pStyle w:val="Heading2"/>
+      </w:pPr>
+      <w:r>
+        <w:t>Övriga naturvårdsarter</w:t>
       </w:r>
     </w:p>
     <w:p>
@@ -188,60 +259,6 @@
       </w:r>
       <w:r>
         <w:t>signalerar kalkrika barrsumpskogar eller avgränsade små mineralrika ytor i barrskogslandskapet, vilka normalt har höga naturvärden. I urbergsbygder är den en bra signalart på känsliga skogsbiotoper (Nitare &amp; Skogsstyrelsen, 2019).</w:t>
-      </w:r>
-    </w:p>
-    <w:p>
-      <w:pPr>
-        <w:pStyle w:val="Heading1"/>
-      </w:pPr>
-      <w:r>
-        <w:t>Fridlysta arter</w:t>
-      </w:r>
-    </w:p>
-    <w:p>
-      <w:r>
-        <w:t>Följande fridlysta arter har sina livsmiljöer och växtplatser i den avverkningsanmälda skogen: duvhök (NT, §4) och talltita (NT, §4).</w:t>
-      </w:r>
-    </w:p>
-    <w:p>
-      <w:r>
-        <w:t xml:space="preserve">Observera att medlemsländerna är skyldiga att agera i enlighet med EU:s fågeldirektiv där det uttryckligen står att direktivet gäller för fåglar samt för deras ägg, bon och </w:t>
-      </w:r>
-      <w:r>
-        <w:rPr>
-          <w:b/>
-        </w:rPr>
-        <w:t xml:space="preserve">livsmiljöer </w:t>
-      </w:r>
-      <w:r>
-        <w:t>(artikel 1). Vidare att de åtgärder som vidtas inte får leda till en försämring av den nuvarande situationen beträffande bevarandet av de fågelarter som avses i artikel 1 (artikel 13). Fågeldirektivet är styrande för tillsynsansvariga myndigheters ärendehantering, ställningstaganden och beslutsfattande.</w:t>
-      </w:r>
-    </w:p>
-    <w:p>
-      <w:r>
-        <w:rPr>
-          <w:b/>
-        </w:rPr>
-        <w:t>Duvhök (NT, §4)</w:t>
-      </w:r>
-      <w:r>
-        <w:t>, som är rödlistad som nära hotad, har minskat med 15 (0–30) % under de senaste 18 åren och minskningstakten för den svenska populationen bedöms vara nära gränsvärdet för sårbar (VU). Arten är starkt bunden till skogsmark och jagar helst inne i äldre skog. Den missgynnas av stora hyggen och täta planteringar. De gamla fåglarna är i huvudsak stationära i sina revir och boet läggs inne i tät, oftast äldre skog. Kantzoner mot öppen mark undviks och duvhöken, som är beroende av insynsskyddade boplatser, är därför känsligare för slutavverkning än flera andra rovfåglar. Friställande av boträd eller avverkning så att boplatsen blir exponerad mot öppen mark, medför att platsen överges. Eftersom duvhöken helst häckar i gammal skog, är dess häckningsplatser i princip alltid mer eller mindre hotade av skogsbruk och avverkningar (SLU Artdatabanken, 2026; Skogsstyrelsen 2016).</w:t>
-      </w:r>
-    </w:p>
-    <w:p>
-      <w:r>
-        <w:rPr>
-          <w:b/>
-        </w:rPr>
-        <w:t>Talltita (NT, §4)</w:t>
-      </w:r>
-      <w:r>
-        <w:t>, rödlistad som nära hotad och prioriterad art i Skogsvårdslagen, har häckningsrevir i anmälan. Arten har minskat kraftigt de senaste 30 åren och minskningstakten innevarande 10-årsperiod beräknas till 20 (10–30) %. Talltitan är synnerligen trogen sitt cirka 15 hektar stora revir och är beroende av flerskiktade olikåldriga skogar för att kunna föda upp sina ungar. Talltitan försvinner om dess livsmiljö kalavverkas (Eggers &amp; Low, 2014; Ekman, 1979; Griesser et al, 2007; Klein, 2020; Siffczyk et al, 2003; SLU Artdatabanken, 2021).</w:t>
-      </w:r>
-    </w:p>
-    <w:p>
-      <w:r>
-        <w:t>I BILAGA 1 finns mer detaljerad information om ekologi samt krav på livsmiljö hos fridlysta arter.</w:t>
       </w:r>
     </w:p>
     <w:p>
@@ -459,7 +476,7 @@
 </file>
 
 <file path=word/endnotes.xml><?xml version="1.0" encoding="utf-8"?>
-<w:endnotes xmlns:wpc="http://schemas.microsoft.com/office/word/2010/wordprocessingCanvas" xmlns:cx="http://schemas.microsoft.com/office/drawing/2014/chartex" xmlns:cx1="http://schemas.microsoft.com/office/drawing/2015/9/8/chartex" xmlns:cx2="http://schemas.microsoft.com/office/drawing/2015/10/21/chartex" xmlns:cx3="http://schemas.microsoft.com/office/drawing/2016/5/9/chartex" xmlns:cx4="http://schemas.microsoft.com/office/drawing/2016/5/10/chartex" xmlns:cx5="http://schemas.microsoft.com/office/drawing/2016/5/11/chartex" xmlns:cx6="http://schemas.microsoft.com/office/drawing/2016/5/12/chartex" xmlns:cx7="http://schemas.microsoft.com/office/drawing/2016/5/13/chartex" xmlns:cx8="http://schemas.microsoft.com/office/drawing/2016/5/14/chartex" xmlns:mc="http://schemas.openxmlformats.org/markup-compatibility/2006" xmlns:aink="http://schemas.microsoft.com/office/drawing/2016/ink" xmlns:am3d="http://schemas.microsoft.com/office/drawing/2017/model3d" xmlns:o="urn:schemas-microsoft-com:office:office" xmlns:oel="http://schemas.microsoft.com/office/2019/extlst" xmlns:r="http://schemas.openxmlformats.org/officeDocument/2006/relationships" xmlns:m="http://schemas.openxmlformats.org/officeDocument/2006/math" xmlns:v="urn:schemas-microsoft-com:vml" xmlns:wp14="http://schemas.microsoft.com/office/word/2010/wordprocessingDrawing" xmlns:wp="http://schemas.openxmlformats.org/drawingml/2006/wordprocessingDrawing" xmlns:w10="urn:schemas-microsoft-com:office:word" xmlns:w="http://schemas.openxmlformats.org/wordprocessingml/2006/main" xmlns:w14="http://schemas.microsoft.com/office/word/2010/wordml" xmlns:w15="http://schemas.microsoft.com/office/word/2012/wordml" xmlns:w16cex="http://schemas.microsoft.com/office/word/2018/wordml/cex" xmlns:w16cid="http://schemas.microsoft.com/office/word/2016/wordml/cid" xmlns:w16="http://schemas.microsoft.com/office/word/2018/wordml" xmlns:w16sdtdh="http://schemas.microsoft.com/office/word/2020/wordml/sdtdatahash" xmlns:w16se="http://schemas.microsoft.com/office/word/2015/wordml/symex" xmlns:wpg="http://schemas.microsoft.com/office/word/2010/wordprocessingGroup" xmlns:wpi="http://schemas.microsoft.com/office/word/2010/wordprocessingInk" xmlns:wne="http://schemas.microsoft.com/office/word/2006/wordml" xmlns:wps="http://schemas.microsoft.com/office/word/2010/wordprocessingShape" mc:Ignorable="w14 w15 w16se w16cid w16 w16cex w16sdtdh wp14">
+<w:endnotes xmlns:wpc="http://schemas.microsoft.com/office/word/2010/wordprocessingCanvas" xmlns:cx="http://schemas.microsoft.com/office/drawing/2014/chartex" xmlns:cx1="http://schemas.microsoft.com/office/drawing/2015/9/8/chartex" xmlns:cx2="http://schemas.microsoft.com/office/drawing/2015/10/21/chartex" xmlns:cx3="http://schemas.microsoft.com/office/drawing/2016/5/9/chartex" xmlns:cx4="http://schemas.microsoft.com/office/drawing/2016/5/10/chartex" xmlns:cx5="http://schemas.microsoft.com/office/drawing/2016/5/11/chartex" xmlns:cx6="http://schemas.microsoft.com/office/drawing/2016/5/12/chartex" xmlns:cx7="http://schemas.microsoft.com/office/drawing/2016/5/13/chartex" xmlns:cx8="http://schemas.microsoft.com/office/drawing/2016/5/14/chartex" xmlns:mc="http://schemas.openxmlformats.org/markup-compatibility/2006" xmlns:aink="http://schemas.microsoft.com/office/drawing/2016/ink" xmlns:am3d="http://schemas.microsoft.com/office/drawing/2017/model3d" xmlns:o="urn:schemas-microsoft-com:office:office" xmlns:oel="http://schemas.microsoft.com/office/2019/extlst" xmlns:r="http://schemas.openxmlformats.org/officeDocument/2006/relationships" xmlns:m="http://schemas.openxmlformats.org/officeDocument/2006/math" xmlns:v="urn:schemas-microsoft-com:vml" xmlns:wp14="http://schemas.microsoft.com/office/word/2010/wordprocessingDrawing" xmlns:wp="http://schemas.openxmlformats.org/drawingml/2006/wordprocessingDrawing" xmlns:w10="urn:schemas-microsoft-com:office:word" xmlns:w="http://schemas.openxmlformats.org/wordprocessingml/2006/main" xmlns:w14="http://schemas.microsoft.com/office/word/2010/wordml" xmlns:w15="http://schemas.microsoft.com/office/word/2012/wordml" xmlns:w16cex="http://schemas.microsoft.com/office/word/2018/wordml/cex" xmlns:w16cid="http://schemas.microsoft.com/office/word/2016/wordml/cid" xmlns:w16="http://schemas.microsoft.com/office/word/2018/wordml" xmlns:w16du="http://schemas.microsoft.com/office/word/2023/wordml/word16du" xmlns:w16sdtdh="http://schemas.microsoft.com/office/word/2020/wordml/sdtdatahash" xmlns:w16sdtfl="http://schemas.microsoft.com/office/word/2024/wordml/sdtformatlock" xmlns:w16se="http://schemas.microsoft.com/office/word/2015/wordml/symex" xmlns:wpg="http://schemas.microsoft.com/office/word/2010/wordprocessingGroup" xmlns:wpi="http://schemas.microsoft.com/office/word/2010/wordprocessingInk" xmlns:wne="http://schemas.microsoft.com/office/word/2006/wordml" xmlns:wps="http://schemas.microsoft.com/office/word/2010/wordprocessingShape" mc:Ignorable="w14 w15 w16se w16cid w16 w16cex w16sdtdh w16sdtfl w16du wp14">
   <w:endnote w:type="separator" w:id="-1">
     <w:p>
       <w:pPr>
@@ -484,7 +501,7 @@
 </file>
 
 <file path=word/footer1.xml><?xml version="1.0" encoding="utf-8"?>
-<w:ftr xmlns:wpc="http://schemas.microsoft.com/office/word/2010/wordprocessingCanvas" xmlns:cx="http://schemas.microsoft.com/office/drawing/2014/chartex" xmlns:cx1="http://schemas.microsoft.com/office/drawing/2015/9/8/chartex" xmlns:cx2="http://schemas.microsoft.com/office/drawing/2015/10/21/chartex" xmlns:cx3="http://schemas.microsoft.com/office/drawing/2016/5/9/chartex" xmlns:cx4="http://schemas.microsoft.com/office/drawing/2016/5/10/chartex" xmlns:cx5="http://schemas.microsoft.com/office/drawing/2016/5/11/chartex" xmlns:cx6="http://schemas.microsoft.com/office/drawing/2016/5/12/chartex" xmlns:cx7="http://schemas.microsoft.com/office/drawing/2016/5/13/chartex" xmlns:cx8="http://schemas.microsoft.com/office/drawing/2016/5/14/chartex" xmlns:mc="http://schemas.openxmlformats.org/markup-compatibility/2006" xmlns:aink="http://schemas.microsoft.com/office/drawing/2016/ink" xmlns:am3d="http://schemas.microsoft.com/office/drawing/2017/model3d" xmlns:o="urn:schemas-microsoft-com:office:office" xmlns:oel="http://schemas.microsoft.com/office/2019/extlst" xmlns:r="http://schemas.openxmlformats.org/officeDocument/2006/relationships" xmlns:m="http://schemas.openxmlformats.org/officeDocument/2006/math" xmlns:v="urn:schemas-microsoft-com:vml" xmlns:wp14="http://schemas.microsoft.com/office/word/2010/wordprocessingDrawing" xmlns:wp="http://schemas.openxmlformats.org/drawingml/2006/wordprocessingDrawing" xmlns:w10="urn:schemas-microsoft-com:office:word" xmlns:w="http://schemas.openxmlformats.org/wordprocessingml/2006/main" xmlns:w14="http://schemas.microsoft.com/office/word/2010/wordml" xmlns:w15="http://schemas.microsoft.com/office/word/2012/wordml" xmlns:w16cex="http://schemas.microsoft.com/office/word/2018/wordml/cex" xmlns:w16cid="http://schemas.microsoft.com/office/word/2016/wordml/cid" xmlns:w16="http://schemas.microsoft.com/office/word/2018/wordml" xmlns:w16sdtdh="http://schemas.microsoft.com/office/word/2020/wordml/sdtdatahash" xmlns:w16se="http://schemas.microsoft.com/office/word/2015/wordml/symex" xmlns:wpg="http://schemas.microsoft.com/office/word/2010/wordprocessingGroup" xmlns:wpi="http://schemas.microsoft.com/office/word/2010/wordprocessingInk" xmlns:wne="http://schemas.microsoft.com/office/word/2006/wordml" xmlns:wps="http://schemas.microsoft.com/office/word/2010/wordprocessingShape" mc:Ignorable="w14 w15 w16se w16cid w16 w16cex w16sdtdh wp14">
+<w:ftr xmlns:wpc="http://schemas.microsoft.com/office/word/2010/wordprocessingCanvas" xmlns:cx="http://schemas.microsoft.com/office/drawing/2014/chartex" xmlns:cx1="http://schemas.microsoft.com/office/drawing/2015/9/8/chartex" xmlns:cx2="http://schemas.microsoft.com/office/drawing/2015/10/21/chartex" xmlns:cx3="http://schemas.microsoft.com/office/drawing/2016/5/9/chartex" xmlns:cx4="http://schemas.microsoft.com/office/drawing/2016/5/10/chartex" xmlns:cx5="http://schemas.microsoft.com/office/drawing/2016/5/11/chartex" xmlns:cx6="http://schemas.microsoft.com/office/drawing/2016/5/12/chartex" xmlns:cx7="http://schemas.microsoft.com/office/drawing/2016/5/13/chartex" xmlns:cx8="http://schemas.microsoft.com/office/drawing/2016/5/14/chartex" xmlns:mc="http://schemas.openxmlformats.org/markup-compatibility/2006" xmlns:aink="http://schemas.microsoft.com/office/drawing/2016/ink" xmlns:am3d="http://schemas.microsoft.com/office/drawing/2017/model3d" xmlns:o="urn:schemas-microsoft-com:office:office" xmlns:oel="http://schemas.microsoft.com/office/2019/extlst" xmlns:r="http://schemas.openxmlformats.org/officeDocument/2006/relationships" xmlns:m="http://schemas.openxmlformats.org/officeDocument/2006/math" xmlns:v="urn:schemas-microsoft-com:vml" xmlns:wp14="http://schemas.microsoft.com/office/word/2010/wordprocessingDrawing" xmlns:wp="http://schemas.openxmlformats.org/drawingml/2006/wordprocessingDrawing" xmlns:w10="urn:schemas-microsoft-com:office:word" xmlns:w="http://schemas.openxmlformats.org/wordprocessingml/2006/main" xmlns:w14="http://schemas.microsoft.com/office/word/2010/wordml" xmlns:w15="http://schemas.microsoft.com/office/word/2012/wordml" xmlns:w16cex="http://schemas.microsoft.com/office/word/2018/wordml/cex" xmlns:w16cid="http://schemas.microsoft.com/office/word/2016/wordml/cid" xmlns:w16="http://schemas.microsoft.com/office/word/2018/wordml" xmlns:w16du="http://schemas.microsoft.com/office/word/2023/wordml/word16du" xmlns:w16sdtdh="http://schemas.microsoft.com/office/word/2020/wordml/sdtdatahash" xmlns:w16sdtfl="http://schemas.microsoft.com/office/word/2024/wordml/sdtformatlock" xmlns:w16se="http://schemas.microsoft.com/office/word/2015/wordml/symex" xmlns:wpg="http://schemas.microsoft.com/office/word/2010/wordprocessingGroup" xmlns:wpi="http://schemas.microsoft.com/office/word/2010/wordprocessingInk" xmlns:wne="http://schemas.microsoft.com/office/word/2006/wordml" xmlns:wps="http://schemas.microsoft.com/office/word/2010/wordprocessingShape" mc:Ignorable="w14 w15 w16se w16cid w16 w16cex w16sdtdh w16sdtfl w16du wp14">
   <w:p>
     <w:pPr>
       <w:pStyle w:val="Footer"/>
@@ -494,7 +511,7 @@
 </file>
 
 <file path=word/footer2.xml><?xml version="1.0" encoding="utf-8"?>
-<w:ftr xmlns:wpc="http://schemas.microsoft.com/office/word/2010/wordprocessingCanvas" xmlns:cx="http://schemas.microsoft.com/office/drawing/2014/chartex" xmlns:cx1="http://schemas.microsoft.com/office/drawing/2015/9/8/chartex" xmlns:cx2="http://schemas.microsoft.com/office/drawing/2015/10/21/chartex" xmlns:cx3="http://schemas.microsoft.com/office/drawing/2016/5/9/chartex" xmlns:cx4="http://schemas.microsoft.com/office/drawing/2016/5/10/chartex" xmlns:cx5="http://schemas.microsoft.com/office/drawing/2016/5/11/chartex" xmlns:cx6="http://schemas.microsoft.com/office/drawing/2016/5/12/chartex" xmlns:cx7="http://schemas.microsoft.com/office/drawing/2016/5/13/chartex" xmlns:cx8="http://schemas.microsoft.com/office/drawing/2016/5/14/chartex" xmlns:mc="http://schemas.openxmlformats.org/markup-compatibility/2006" xmlns:aink="http://schemas.microsoft.com/office/drawing/2016/ink" xmlns:am3d="http://schemas.microsoft.com/office/drawing/2017/model3d" xmlns:o="urn:schemas-microsoft-com:office:office" xmlns:oel="http://schemas.microsoft.com/office/2019/extlst" xmlns:r="http://schemas.openxmlformats.org/officeDocument/2006/relationships" xmlns:m="http://schemas.openxmlformats.org/officeDocument/2006/math" xmlns:v="urn:schemas-microsoft-com:vml" xmlns:wp14="http://schemas.microsoft.com/office/word/2010/wordprocessingDrawing" xmlns:wp="http://schemas.openxmlformats.org/drawingml/2006/wordprocessingDrawing" xmlns:w10="urn:schemas-microsoft-com:office:word" xmlns:w="http://schemas.openxmlformats.org/wordprocessingml/2006/main" xmlns:w14="http://schemas.microsoft.com/office/word/2010/wordml" xmlns:w15="http://schemas.microsoft.com/office/word/2012/wordml" xmlns:w16cex="http://schemas.microsoft.com/office/word/2018/wordml/cex" xmlns:w16cid="http://schemas.microsoft.com/office/word/2016/wordml/cid" xmlns:w16="http://schemas.microsoft.com/office/word/2018/wordml" xmlns:w16sdtdh="http://schemas.microsoft.com/office/word/2020/wordml/sdtdatahash" xmlns:w16se="http://schemas.microsoft.com/office/word/2015/wordml/symex" xmlns:wpg="http://schemas.microsoft.com/office/word/2010/wordprocessingGroup" xmlns:wpi="http://schemas.microsoft.com/office/word/2010/wordprocessingInk" xmlns:wne="http://schemas.microsoft.com/office/word/2006/wordml" xmlns:wps="http://schemas.microsoft.com/office/word/2010/wordprocessingShape" mc:Ignorable="w14 w15 w16se w16cid w16 w16cex w16sdtdh wp14">
+<w:ftr xmlns:wpc="http://schemas.microsoft.com/office/word/2010/wordprocessingCanvas" xmlns:cx="http://schemas.microsoft.com/office/drawing/2014/chartex" xmlns:cx1="http://schemas.microsoft.com/office/drawing/2015/9/8/chartex" xmlns:cx2="http://schemas.microsoft.com/office/drawing/2015/10/21/chartex" xmlns:cx3="http://schemas.microsoft.com/office/drawing/2016/5/9/chartex" xmlns:cx4="http://schemas.microsoft.com/office/drawing/2016/5/10/chartex" xmlns:cx5="http://schemas.microsoft.com/office/drawing/2016/5/11/chartex" xmlns:cx6="http://schemas.microsoft.com/office/drawing/2016/5/12/chartex" xmlns:cx7="http://schemas.microsoft.com/office/drawing/2016/5/13/chartex" xmlns:cx8="http://schemas.microsoft.com/office/drawing/2016/5/14/chartex" xmlns:mc="http://schemas.openxmlformats.org/markup-compatibility/2006" xmlns:aink="http://schemas.microsoft.com/office/drawing/2016/ink" xmlns:am3d="http://schemas.microsoft.com/office/drawing/2017/model3d" xmlns:o="urn:schemas-microsoft-com:office:office" xmlns:oel="http://schemas.microsoft.com/office/2019/extlst" xmlns:r="http://schemas.openxmlformats.org/officeDocument/2006/relationships" xmlns:m="http://schemas.openxmlformats.org/officeDocument/2006/math" xmlns:v="urn:schemas-microsoft-com:vml" xmlns:wp14="http://schemas.microsoft.com/office/word/2010/wordprocessingDrawing" xmlns:wp="http://schemas.openxmlformats.org/drawingml/2006/wordprocessingDrawing" xmlns:w10="urn:schemas-microsoft-com:office:word" xmlns:w="http://schemas.openxmlformats.org/wordprocessingml/2006/main" xmlns:w14="http://schemas.microsoft.com/office/word/2010/wordml" xmlns:w15="http://schemas.microsoft.com/office/word/2012/wordml" xmlns:w16cex="http://schemas.microsoft.com/office/word/2018/wordml/cex" xmlns:w16cid="http://schemas.microsoft.com/office/word/2016/wordml/cid" xmlns:w16="http://schemas.microsoft.com/office/word/2018/wordml" xmlns:w16du="http://schemas.microsoft.com/office/word/2023/wordml/word16du" xmlns:w16sdtdh="http://schemas.microsoft.com/office/word/2020/wordml/sdtdatahash" xmlns:w16sdtfl="http://schemas.microsoft.com/office/word/2024/wordml/sdtformatlock" xmlns:w16se="http://schemas.microsoft.com/office/word/2015/wordml/symex" xmlns:wpg="http://schemas.microsoft.com/office/word/2010/wordprocessingGroup" xmlns:wpi="http://schemas.microsoft.com/office/word/2010/wordprocessingInk" xmlns:wne="http://schemas.microsoft.com/office/word/2006/wordml" xmlns:wps="http://schemas.microsoft.com/office/word/2010/wordprocessingShape" mc:Ignorable="w14 w15 w16se w16cid w16 w16cex w16sdtdh w16sdtfl w16du wp14">
   <w:p>
     <w:pPr>
       <w:pStyle w:val="Footer"/>
@@ -504,7 +521,7 @@
 </file>
 
 <file path=word/footer3.xml><?xml version="1.0" encoding="utf-8"?>
-<w:ftr xmlns:wpc="http://schemas.microsoft.com/office/word/2010/wordprocessingCanvas" xmlns:cx="http://schemas.microsoft.com/office/drawing/2014/chartex" xmlns:cx1="http://schemas.microsoft.com/office/drawing/2015/9/8/chartex" xmlns:cx2="http://schemas.microsoft.com/office/drawing/2015/10/21/chartex" xmlns:cx3="http://schemas.microsoft.com/office/drawing/2016/5/9/chartex" xmlns:cx4="http://schemas.microsoft.com/office/drawing/2016/5/10/chartex" xmlns:cx5="http://schemas.microsoft.com/office/drawing/2016/5/11/chartex" xmlns:cx6="http://schemas.microsoft.com/office/drawing/2016/5/12/chartex" xmlns:cx7="http://schemas.microsoft.com/office/drawing/2016/5/13/chartex" xmlns:cx8="http://schemas.microsoft.com/office/drawing/2016/5/14/chartex" xmlns:mc="http://schemas.openxmlformats.org/markup-compatibility/2006" xmlns:aink="http://schemas.microsoft.com/office/drawing/2016/ink" xmlns:am3d="http://schemas.microsoft.com/office/drawing/2017/model3d" xmlns:o="urn:schemas-microsoft-com:office:office" xmlns:oel="http://schemas.microsoft.com/office/2019/extlst" xmlns:r="http://schemas.openxmlformats.org/officeDocument/2006/relationships" xmlns:m="http://schemas.openxmlformats.org/officeDocument/2006/math" xmlns:v="urn:schemas-microsoft-com:vml" xmlns:wp14="http://schemas.microsoft.com/office/word/2010/wordprocessingDrawing" xmlns:wp="http://schemas.openxmlformats.org/drawingml/2006/wordprocessingDrawing" xmlns:w10="urn:schemas-microsoft-com:office:word" xmlns:w="http://schemas.openxmlformats.org/wordprocessingml/2006/main" xmlns:w14="http://schemas.microsoft.com/office/word/2010/wordml" xmlns:w15="http://schemas.microsoft.com/office/word/2012/wordml" xmlns:w16cex="http://schemas.microsoft.com/office/word/2018/wordml/cex" xmlns:w16cid="http://schemas.microsoft.com/office/word/2016/wordml/cid" xmlns:w16="http://schemas.microsoft.com/office/word/2018/wordml" xmlns:w16sdtdh="http://schemas.microsoft.com/office/word/2020/wordml/sdtdatahash" xmlns:w16se="http://schemas.microsoft.com/office/word/2015/wordml/symex" xmlns:wpg="http://schemas.microsoft.com/office/word/2010/wordprocessingGroup" xmlns:wpi="http://schemas.microsoft.com/office/word/2010/wordprocessingInk" xmlns:wne="http://schemas.microsoft.com/office/word/2006/wordml" xmlns:wps="http://schemas.microsoft.com/office/word/2010/wordprocessingShape" mc:Ignorable="w14 w15 w16se w16cid w16 w16cex w16sdtdh wp14">
+<w:ftr xmlns:wpc="http://schemas.microsoft.com/office/word/2010/wordprocessingCanvas" xmlns:cx="http://schemas.microsoft.com/office/drawing/2014/chartex" xmlns:cx1="http://schemas.microsoft.com/office/drawing/2015/9/8/chartex" xmlns:cx2="http://schemas.microsoft.com/office/drawing/2015/10/21/chartex" xmlns:cx3="http://schemas.microsoft.com/office/drawing/2016/5/9/chartex" xmlns:cx4="http://schemas.microsoft.com/office/drawing/2016/5/10/chartex" xmlns:cx5="http://schemas.microsoft.com/office/drawing/2016/5/11/chartex" xmlns:cx6="http://schemas.microsoft.com/office/drawing/2016/5/12/chartex" xmlns:cx7="http://schemas.microsoft.com/office/drawing/2016/5/13/chartex" xmlns:cx8="http://schemas.microsoft.com/office/drawing/2016/5/14/chartex" xmlns:mc="http://schemas.openxmlformats.org/markup-compatibility/2006" xmlns:aink="http://schemas.microsoft.com/office/drawing/2016/ink" xmlns:am3d="http://schemas.microsoft.com/office/drawing/2017/model3d" xmlns:o="urn:schemas-microsoft-com:office:office" xmlns:oel="http://schemas.microsoft.com/office/2019/extlst" xmlns:r="http://schemas.openxmlformats.org/officeDocument/2006/relationships" xmlns:m="http://schemas.openxmlformats.org/officeDocument/2006/math" xmlns:v="urn:schemas-microsoft-com:vml" xmlns:wp14="http://schemas.microsoft.com/office/word/2010/wordprocessingDrawing" xmlns:wp="http://schemas.openxmlformats.org/drawingml/2006/wordprocessingDrawing" xmlns:w10="urn:schemas-microsoft-com:office:word" xmlns:w="http://schemas.openxmlformats.org/wordprocessingml/2006/main" xmlns:w14="http://schemas.microsoft.com/office/word/2010/wordml" xmlns:w15="http://schemas.microsoft.com/office/word/2012/wordml" xmlns:w16cex="http://schemas.microsoft.com/office/word/2018/wordml/cex" xmlns:w16cid="http://schemas.microsoft.com/office/word/2016/wordml/cid" xmlns:w16="http://schemas.microsoft.com/office/word/2018/wordml" xmlns:w16du="http://schemas.microsoft.com/office/word/2023/wordml/word16du" xmlns:w16sdtdh="http://schemas.microsoft.com/office/word/2020/wordml/sdtdatahash" xmlns:w16sdtfl="http://schemas.microsoft.com/office/word/2024/wordml/sdtformatlock" xmlns:w16se="http://schemas.microsoft.com/office/word/2015/wordml/symex" xmlns:wpg="http://schemas.microsoft.com/office/word/2010/wordprocessingGroup" xmlns:wpi="http://schemas.microsoft.com/office/word/2010/wordprocessingInk" xmlns:wne="http://schemas.microsoft.com/office/word/2006/wordml" xmlns:wps="http://schemas.microsoft.com/office/word/2010/wordprocessingShape" mc:Ignorable="w14 w15 w16se w16cid w16 w16cex w16sdtdh w16sdtfl w16du wp14">
   <w:p>
     <w:pPr>
       <w:pStyle w:val="Footer"/>
@@ -514,7 +531,7 @@
 </file>
 
 <file path=word/footnotes.xml><?xml version="1.0" encoding="utf-8"?>
-<w:footnotes xmlns:wpc="http://schemas.microsoft.com/office/word/2010/wordprocessingCanvas" xmlns:cx="http://schemas.microsoft.com/office/drawing/2014/chartex" xmlns:cx1="http://schemas.microsoft.com/office/drawing/2015/9/8/chartex" xmlns:cx2="http://schemas.microsoft.com/office/drawing/2015/10/21/chartex" xmlns:cx3="http://schemas.microsoft.com/office/drawing/2016/5/9/chartex" xmlns:cx4="http://schemas.microsoft.com/office/drawing/2016/5/10/chartex" xmlns:cx5="http://schemas.microsoft.com/office/drawing/2016/5/11/chartex" xmlns:cx6="http://schemas.microsoft.com/office/drawing/2016/5/12/chartex" xmlns:cx7="http://schemas.microsoft.com/office/drawing/2016/5/13/chartex" xmlns:cx8="http://schemas.microsoft.com/office/drawing/2016/5/14/chartex" xmlns:mc="http://schemas.openxmlformats.org/markup-compatibility/2006" xmlns:aink="http://schemas.microsoft.com/office/drawing/2016/ink" xmlns:am3d="http://schemas.microsoft.com/office/drawing/2017/model3d" xmlns:o="urn:schemas-microsoft-com:office:office" xmlns:oel="http://schemas.microsoft.com/office/2019/extlst" xmlns:r="http://schemas.openxmlformats.org/officeDocument/2006/relationships" xmlns:m="http://schemas.openxmlformats.org/officeDocument/2006/math" xmlns:v="urn:schemas-microsoft-com:vml" xmlns:wp14="http://schemas.microsoft.com/office/word/2010/wordprocessingDrawing" xmlns:wp="http://schemas.openxmlformats.org/drawingml/2006/wordprocessingDrawing" xmlns:w10="urn:schemas-microsoft-com:office:word" xmlns:w="http://schemas.openxmlformats.org/wordprocessingml/2006/main" xmlns:w14="http://schemas.microsoft.com/office/word/2010/wordml" xmlns:w15="http://schemas.microsoft.com/office/word/2012/wordml" xmlns:w16cex="http://schemas.microsoft.com/office/word/2018/wordml/cex" xmlns:w16cid="http://schemas.microsoft.com/office/word/2016/wordml/cid" xmlns:w16="http://schemas.microsoft.com/office/word/2018/wordml" xmlns:w16sdtdh="http://schemas.microsoft.com/office/word/2020/wordml/sdtdatahash" xmlns:w16se="http://schemas.microsoft.com/office/word/2015/wordml/symex" xmlns:wpg="http://schemas.microsoft.com/office/word/2010/wordprocessingGroup" xmlns:wpi="http://schemas.microsoft.com/office/word/2010/wordprocessingInk" xmlns:wne="http://schemas.microsoft.com/office/word/2006/wordml" xmlns:wps="http://schemas.microsoft.com/office/word/2010/wordprocessingShape" mc:Ignorable="w14 w15 w16se w16cid w16 w16cex w16sdtdh wp14">
+<w:footnotes xmlns:wpc="http://schemas.microsoft.com/office/word/2010/wordprocessingCanvas" xmlns:cx="http://schemas.microsoft.com/office/drawing/2014/chartex" xmlns:cx1="http://schemas.microsoft.com/office/drawing/2015/9/8/chartex" xmlns:cx2="http://schemas.microsoft.com/office/drawing/2015/10/21/chartex" xmlns:cx3="http://schemas.microsoft.com/office/drawing/2016/5/9/chartex" xmlns:cx4="http://schemas.microsoft.com/office/drawing/2016/5/10/chartex" xmlns:cx5="http://schemas.microsoft.com/office/drawing/2016/5/11/chartex" xmlns:cx6="http://schemas.microsoft.com/office/drawing/2016/5/12/chartex" xmlns:cx7="http://schemas.microsoft.com/office/drawing/2016/5/13/chartex" xmlns:cx8="http://schemas.microsoft.com/office/drawing/2016/5/14/chartex" xmlns:mc="http://schemas.openxmlformats.org/markup-compatibility/2006" xmlns:aink="http://schemas.microsoft.com/office/drawing/2016/ink" xmlns:am3d="http://schemas.microsoft.com/office/drawing/2017/model3d" xmlns:o="urn:schemas-microsoft-com:office:office" xmlns:oel="http://schemas.microsoft.com/office/2019/extlst" xmlns:r="http://schemas.openxmlformats.org/officeDocument/2006/relationships" xmlns:m="http://schemas.openxmlformats.org/officeDocument/2006/math" xmlns:v="urn:schemas-microsoft-com:vml" xmlns:wp14="http://schemas.microsoft.com/office/word/2010/wordprocessingDrawing" xmlns:wp="http://schemas.openxmlformats.org/drawingml/2006/wordprocessingDrawing" xmlns:w10="urn:schemas-microsoft-com:office:word" xmlns:w="http://schemas.openxmlformats.org/wordprocessingml/2006/main" xmlns:w14="http://schemas.microsoft.com/office/word/2010/wordml" xmlns:w15="http://schemas.microsoft.com/office/word/2012/wordml" xmlns:w16cex="http://schemas.microsoft.com/office/word/2018/wordml/cex" xmlns:w16cid="http://schemas.microsoft.com/office/word/2016/wordml/cid" xmlns:w16="http://schemas.microsoft.com/office/word/2018/wordml" xmlns:w16du="http://schemas.microsoft.com/office/word/2023/wordml/word16du" xmlns:w16sdtdh="http://schemas.microsoft.com/office/word/2020/wordml/sdtdatahash" xmlns:w16sdtfl="http://schemas.microsoft.com/office/word/2024/wordml/sdtformatlock" xmlns:w16se="http://schemas.microsoft.com/office/word/2015/wordml/symex" xmlns:wpg="http://schemas.microsoft.com/office/word/2010/wordprocessingGroup" xmlns:wpi="http://schemas.microsoft.com/office/word/2010/wordprocessingInk" xmlns:wne="http://schemas.microsoft.com/office/word/2006/wordml" xmlns:wps="http://schemas.microsoft.com/office/word/2010/wordprocessingShape" mc:Ignorable="w14 w15 w16se w16cid w16 w16cex w16sdtdh w16sdtfl w16du wp14">
   <w:footnote w:type="separator" w:id="-1">
     <w:p>
       <w:pPr>
@@ -539,7 +556,7 @@
 </file>
 
 <file path=word/header1.xml><?xml version="1.0" encoding="utf-8"?>
-<w:hdr xmlns:wpc="http://schemas.microsoft.com/office/word/2010/wordprocessingCanvas" xmlns:cx="http://schemas.microsoft.com/office/drawing/2014/chartex" xmlns:cx1="http://schemas.microsoft.com/office/drawing/2015/9/8/chartex" xmlns:cx2="http://schemas.microsoft.com/office/drawing/2015/10/21/chartex" xmlns:cx3="http://schemas.microsoft.com/office/drawing/2016/5/9/chartex" xmlns:cx4="http://schemas.microsoft.com/office/drawing/2016/5/10/chartex" xmlns:cx5="http://schemas.microsoft.com/office/drawing/2016/5/11/chartex" xmlns:cx6="http://schemas.microsoft.com/office/drawing/2016/5/12/chartex" xmlns:cx7="http://schemas.microsoft.com/office/drawing/2016/5/13/chartex" xmlns:cx8="http://schemas.microsoft.com/office/drawing/2016/5/14/chartex" xmlns:mc="http://schemas.openxmlformats.org/markup-compatibility/2006" xmlns:aink="http://schemas.microsoft.com/office/drawing/2016/ink" xmlns:am3d="http://schemas.microsoft.com/office/drawing/2017/model3d" xmlns:o="urn:schemas-microsoft-com:office:office" xmlns:oel="http://schemas.microsoft.com/office/2019/extlst" xmlns:r="http://schemas.openxmlformats.org/officeDocument/2006/relationships" xmlns:m="http://schemas.openxmlformats.org/officeDocument/2006/math" xmlns:v="urn:schemas-microsoft-com:vml" xmlns:wp14="http://schemas.microsoft.com/office/word/2010/wordprocessingDrawing" xmlns:wp="http://schemas.openxmlformats.org/drawingml/2006/wordprocessingDrawing" xmlns:w10="urn:schemas-microsoft-com:office:word" xmlns:w="http://schemas.openxmlformats.org/wordprocessingml/2006/main" xmlns:w14="http://schemas.microsoft.com/office/word/2010/wordml" xmlns:w15="http://schemas.microsoft.com/office/word/2012/wordml" xmlns:w16cex="http://schemas.microsoft.com/office/word/2018/wordml/cex" xmlns:w16cid="http://schemas.microsoft.com/office/word/2016/wordml/cid" xmlns:w16="http://schemas.microsoft.com/office/word/2018/wordml" xmlns:w16sdtdh="http://schemas.microsoft.com/office/word/2020/wordml/sdtdatahash" xmlns:w16se="http://schemas.microsoft.com/office/word/2015/wordml/symex" xmlns:wpg="http://schemas.microsoft.com/office/word/2010/wordprocessingGroup" xmlns:wpi="http://schemas.microsoft.com/office/word/2010/wordprocessingInk" xmlns:wne="http://schemas.microsoft.com/office/word/2006/wordml" xmlns:wps="http://schemas.microsoft.com/office/word/2010/wordprocessingShape" mc:Ignorable="w14 w15 w16se w16cid w16 w16cex w16sdtdh wp14">
+<w:hdr xmlns:wpc="http://schemas.microsoft.com/office/word/2010/wordprocessingCanvas" xmlns:cx="http://schemas.microsoft.com/office/drawing/2014/chartex" xmlns:cx1="http://schemas.microsoft.com/office/drawing/2015/9/8/chartex" xmlns:cx2="http://schemas.microsoft.com/office/drawing/2015/10/21/chartex" xmlns:cx3="http://schemas.microsoft.com/office/drawing/2016/5/9/chartex" xmlns:cx4="http://schemas.microsoft.com/office/drawing/2016/5/10/chartex" xmlns:cx5="http://schemas.microsoft.com/office/drawing/2016/5/11/chartex" xmlns:cx6="http://schemas.microsoft.com/office/drawing/2016/5/12/chartex" xmlns:cx7="http://schemas.microsoft.com/office/drawing/2016/5/13/chartex" xmlns:cx8="http://schemas.microsoft.com/office/drawing/2016/5/14/chartex" xmlns:mc="http://schemas.openxmlformats.org/markup-compatibility/2006" xmlns:aink="http://schemas.microsoft.com/office/drawing/2016/ink" xmlns:am3d="http://schemas.microsoft.com/office/drawing/2017/model3d" xmlns:o="urn:schemas-microsoft-com:office:office" xmlns:oel="http://schemas.microsoft.com/office/2019/extlst" xmlns:r="http://schemas.openxmlformats.org/officeDocument/2006/relationships" xmlns:m="http://schemas.openxmlformats.org/officeDocument/2006/math" xmlns:v="urn:schemas-microsoft-com:vml" xmlns:wp14="http://schemas.microsoft.com/office/word/2010/wordprocessingDrawing" xmlns:wp="http://schemas.openxmlformats.org/drawingml/2006/wordprocessingDrawing" xmlns:w10="urn:schemas-microsoft-com:office:word" xmlns:w="http://schemas.openxmlformats.org/wordprocessingml/2006/main" xmlns:w14="http://schemas.microsoft.com/office/word/2010/wordml" xmlns:w15="http://schemas.microsoft.com/office/word/2012/wordml" xmlns:w16cex="http://schemas.microsoft.com/office/word/2018/wordml/cex" xmlns:w16cid="http://schemas.microsoft.com/office/word/2016/wordml/cid" xmlns:w16="http://schemas.microsoft.com/office/word/2018/wordml" xmlns:w16du="http://schemas.microsoft.com/office/word/2023/wordml/word16du" xmlns:w16sdtdh="http://schemas.microsoft.com/office/word/2020/wordml/sdtdatahash" xmlns:w16sdtfl="http://schemas.microsoft.com/office/word/2024/wordml/sdtformatlock" xmlns:w16se="http://schemas.microsoft.com/office/word/2015/wordml/symex" xmlns:wpg="http://schemas.microsoft.com/office/word/2010/wordprocessingGroup" xmlns:wpi="http://schemas.microsoft.com/office/word/2010/wordprocessingInk" xmlns:wne="http://schemas.microsoft.com/office/word/2006/wordml" xmlns:wps="http://schemas.microsoft.com/office/word/2010/wordprocessingShape" mc:Ignorable="w14 w15 w16se w16cid w16 w16cex w16sdtdh w16sdtfl w16du wp14">
   <w:p>
     <w:pPr>
       <w:pStyle w:val="Header"/>
@@ -549,7 +566,7 @@
 </file>
 
 <file path=word/header2.xml><?xml version="1.0" encoding="utf-8"?>
-<w:hdr xmlns:wpc="http://schemas.microsoft.com/office/word/2010/wordprocessingCanvas" xmlns:cx="http://schemas.microsoft.com/office/drawing/2014/chartex" xmlns:cx1="http://schemas.microsoft.com/office/drawing/2015/9/8/chartex" xmlns:cx2="http://schemas.microsoft.com/office/drawing/2015/10/21/chartex" xmlns:cx3="http://schemas.microsoft.com/office/drawing/2016/5/9/chartex" xmlns:cx4="http://schemas.microsoft.com/office/drawing/2016/5/10/chartex" xmlns:cx5="http://schemas.microsoft.com/office/drawing/2016/5/11/chartex" xmlns:cx6="http://schemas.microsoft.com/office/drawing/2016/5/12/chartex" xmlns:cx7="http://schemas.microsoft.com/office/drawing/2016/5/13/chartex" xmlns:cx8="http://schemas.microsoft.com/office/drawing/2016/5/14/chartex" xmlns:mc="http://schemas.openxmlformats.org/markup-compatibility/2006" xmlns:aink="http://schemas.microsoft.com/office/drawing/2016/ink" xmlns:am3d="http://schemas.microsoft.com/office/drawing/2017/model3d" xmlns:o="urn:schemas-microsoft-com:office:office" xmlns:oel="http://schemas.microsoft.com/office/2019/extlst" xmlns:r="http://schemas.openxmlformats.org/officeDocument/2006/relationships" xmlns:m="http://schemas.openxmlformats.org/officeDocument/2006/math" xmlns:v="urn:schemas-microsoft-com:vml" xmlns:wp14="http://schemas.microsoft.com/office/word/2010/wordprocessingDrawing" xmlns:wp="http://schemas.openxmlformats.org/drawingml/2006/wordprocessingDrawing" xmlns:w10="urn:schemas-microsoft-com:office:word" xmlns:w="http://schemas.openxmlformats.org/wordprocessingml/2006/main" xmlns:w14="http://schemas.microsoft.com/office/word/2010/wordml" xmlns:w15="http://schemas.microsoft.com/office/word/2012/wordml" xmlns:w16cex="http://schemas.microsoft.com/office/word/2018/wordml/cex" xmlns:w16cid="http://schemas.microsoft.com/office/word/2016/wordml/cid" xmlns:w16="http://schemas.microsoft.com/office/word/2018/wordml" xmlns:w16sdtdh="http://schemas.microsoft.com/office/word/2020/wordml/sdtdatahash" xmlns:w16se="http://schemas.microsoft.com/office/word/2015/wordml/symex" xmlns:wpg="http://schemas.microsoft.com/office/word/2010/wordprocessingGroup" xmlns:wpi="http://schemas.microsoft.com/office/word/2010/wordprocessingInk" xmlns:wne="http://schemas.microsoft.com/office/word/2006/wordml" xmlns:wps="http://schemas.microsoft.com/office/word/2010/wordprocessingShape" mc:Ignorable="w14 w15 w16se w16cid w16 w16cex w16sdtdh wp14">
+<w:hdr xmlns:wpc="http://schemas.microsoft.com/office/word/2010/wordprocessingCanvas" xmlns:cx="http://schemas.microsoft.com/office/drawing/2014/chartex" xmlns:cx1="http://schemas.microsoft.com/office/drawing/2015/9/8/chartex" xmlns:cx2="http://schemas.microsoft.com/office/drawing/2015/10/21/chartex" xmlns:cx3="http://schemas.microsoft.com/office/drawing/2016/5/9/chartex" xmlns:cx4="http://schemas.microsoft.com/office/drawing/2016/5/10/chartex" xmlns:cx5="http://schemas.microsoft.com/office/drawing/2016/5/11/chartex" xmlns:cx6="http://schemas.microsoft.com/office/drawing/2016/5/12/chartex" xmlns:cx7="http://schemas.microsoft.com/office/drawing/2016/5/13/chartex" xmlns:cx8="http://schemas.microsoft.com/office/drawing/2016/5/14/chartex" xmlns:mc="http://schemas.openxmlformats.org/markup-compatibility/2006" xmlns:aink="http://schemas.microsoft.com/office/drawing/2016/ink" xmlns:am3d="http://schemas.microsoft.com/office/drawing/2017/model3d" xmlns:o="urn:schemas-microsoft-com:office:office" xmlns:oel="http://schemas.microsoft.com/office/2019/extlst" xmlns:r="http://schemas.openxmlformats.org/officeDocument/2006/relationships" xmlns:m="http://schemas.openxmlformats.org/officeDocument/2006/math" xmlns:v="urn:schemas-microsoft-com:vml" xmlns:wp14="http://schemas.microsoft.com/office/word/2010/wordprocessingDrawing" xmlns:wp="http://schemas.openxmlformats.org/drawingml/2006/wordprocessingDrawing" xmlns:w10="urn:schemas-microsoft-com:office:word" xmlns:w="http://schemas.openxmlformats.org/wordprocessingml/2006/main" xmlns:w14="http://schemas.microsoft.com/office/word/2010/wordml" xmlns:w15="http://schemas.microsoft.com/office/word/2012/wordml" xmlns:w16cex="http://schemas.microsoft.com/office/word/2018/wordml/cex" xmlns:w16cid="http://schemas.microsoft.com/office/word/2016/wordml/cid" xmlns:w16="http://schemas.microsoft.com/office/word/2018/wordml" xmlns:w16du="http://schemas.microsoft.com/office/word/2023/wordml/word16du" xmlns:w16sdtdh="http://schemas.microsoft.com/office/word/2020/wordml/sdtdatahash" xmlns:w16sdtfl="http://schemas.microsoft.com/office/word/2024/wordml/sdtformatlock" xmlns:w16se="http://schemas.microsoft.com/office/word/2015/wordml/symex" xmlns:wpg="http://schemas.microsoft.com/office/word/2010/wordprocessingGroup" xmlns:wpi="http://schemas.microsoft.com/office/word/2010/wordprocessingInk" xmlns:wne="http://schemas.microsoft.com/office/word/2006/wordml" xmlns:wps="http://schemas.microsoft.com/office/word/2010/wordprocessingShape" mc:Ignorable="w14 w15 w16se w16cid w16 w16cex w16sdtdh w16sdtfl w16du wp14">
   <w:p>
     <w:pPr>
       <w:pStyle w:val="Header"/>
@@ -560,7 +577,7 @@
 </file>
 
 <file path=word/header3.xml><?xml version="1.0" encoding="utf-8"?>
-<w:hdr xmlns:wpc="http://schemas.microsoft.com/office/word/2010/wordprocessingCanvas" xmlns:cx="http://schemas.microsoft.com/office/drawing/2014/chartex" xmlns:cx1="http://schemas.microsoft.com/office/drawing/2015/9/8/chartex" xmlns:cx2="http://schemas.microsoft.com/office/drawing/2015/10/21/chartex" xmlns:cx3="http://schemas.microsoft.com/office/drawing/2016/5/9/chartex" xmlns:cx4="http://schemas.microsoft.com/office/drawing/2016/5/10/chartex" xmlns:cx5="http://schemas.microsoft.com/office/drawing/2016/5/11/chartex" xmlns:cx6="http://schemas.microsoft.com/office/drawing/2016/5/12/chartex" xmlns:cx7="http://schemas.microsoft.com/office/drawing/2016/5/13/chartex" xmlns:cx8="http://schemas.microsoft.com/office/drawing/2016/5/14/chartex" xmlns:mc="http://schemas.openxmlformats.org/markup-compatibility/2006" xmlns:aink="http://schemas.microsoft.com/office/drawing/2016/ink" xmlns:am3d="http://schemas.microsoft.com/office/drawing/2017/model3d" xmlns:o="urn:schemas-microsoft-com:office:office" xmlns:oel="http://schemas.microsoft.com/office/2019/extlst" xmlns:r="http://schemas.openxmlformats.org/officeDocument/2006/relationships" xmlns:m="http://schemas.openxmlformats.org/officeDocument/2006/math" xmlns:v="urn:schemas-microsoft-com:vml" xmlns:wp14="http://schemas.microsoft.com/office/word/2010/wordprocessingDrawing" xmlns:wp="http://schemas.openxmlformats.org/drawingml/2006/wordprocessingDrawing" xmlns:w10="urn:schemas-microsoft-com:office:word" xmlns:w="http://schemas.openxmlformats.org/wordprocessingml/2006/main" xmlns:w14="http://schemas.microsoft.com/office/word/2010/wordml" xmlns:w15="http://schemas.microsoft.com/office/word/2012/wordml" xmlns:w16cex="http://schemas.microsoft.com/office/word/2018/wordml/cex" xmlns:w16cid="http://schemas.microsoft.com/office/word/2016/wordml/cid" xmlns:w16="http://schemas.microsoft.com/office/word/2018/wordml" xmlns:w16sdtdh="http://schemas.microsoft.com/office/word/2020/wordml/sdtdatahash" xmlns:w16se="http://schemas.microsoft.com/office/word/2015/wordml/symex" xmlns:wpg="http://schemas.microsoft.com/office/word/2010/wordprocessingGroup" xmlns:wpi="http://schemas.microsoft.com/office/word/2010/wordprocessingInk" xmlns:wne="http://schemas.microsoft.com/office/word/2006/wordml" xmlns:wps="http://schemas.microsoft.com/office/word/2010/wordprocessingShape" mc:Ignorable="w14 w15 w16se w16cid w16 w16cex w16sdtdh wp14">
+<w:hdr xmlns:wpc="http://schemas.microsoft.com/office/word/2010/wordprocessingCanvas" xmlns:cx="http://schemas.microsoft.com/office/drawing/2014/chartex" xmlns:cx1="http://schemas.microsoft.com/office/drawing/2015/9/8/chartex" xmlns:cx2="http://schemas.microsoft.com/office/drawing/2015/10/21/chartex" xmlns:cx3="http://schemas.microsoft.com/office/drawing/2016/5/9/chartex" xmlns:cx4="http://schemas.microsoft.com/office/drawing/2016/5/10/chartex" xmlns:cx5="http://schemas.microsoft.com/office/drawing/2016/5/11/chartex" xmlns:cx6="http://schemas.microsoft.com/office/drawing/2016/5/12/chartex" xmlns:cx7="http://schemas.microsoft.com/office/drawing/2016/5/13/chartex" xmlns:cx8="http://schemas.microsoft.com/office/drawing/2016/5/14/chartex" xmlns:mc="http://schemas.openxmlformats.org/markup-compatibility/2006" xmlns:aink="http://schemas.microsoft.com/office/drawing/2016/ink" xmlns:am3d="http://schemas.microsoft.com/office/drawing/2017/model3d" xmlns:o="urn:schemas-microsoft-com:office:office" xmlns:oel="http://schemas.microsoft.com/office/2019/extlst" xmlns:r="http://schemas.openxmlformats.org/officeDocument/2006/relationships" xmlns:m="http://schemas.openxmlformats.org/officeDocument/2006/math" xmlns:v="urn:schemas-microsoft-com:vml" xmlns:wp14="http://schemas.microsoft.com/office/word/2010/wordprocessingDrawing" xmlns:wp="http://schemas.openxmlformats.org/drawingml/2006/wordprocessingDrawing" xmlns:w10="urn:schemas-microsoft-com:office:word" xmlns:w="http://schemas.openxmlformats.org/wordprocessingml/2006/main" xmlns:w14="http://schemas.microsoft.com/office/word/2010/wordml" xmlns:w15="http://schemas.microsoft.com/office/word/2012/wordml" xmlns:w16cex="http://schemas.microsoft.com/office/word/2018/wordml/cex" xmlns:w16cid="http://schemas.microsoft.com/office/word/2016/wordml/cid" xmlns:w16="http://schemas.microsoft.com/office/word/2018/wordml" xmlns:w16du="http://schemas.microsoft.com/office/word/2023/wordml/word16du" xmlns:w16sdtdh="http://schemas.microsoft.com/office/word/2020/wordml/sdtdatahash" xmlns:w16sdtfl="http://schemas.microsoft.com/office/word/2024/wordml/sdtformatlock" xmlns:w16se="http://schemas.microsoft.com/office/word/2015/wordml/symex" xmlns:wpg="http://schemas.microsoft.com/office/word/2010/wordprocessingGroup" xmlns:wpi="http://schemas.microsoft.com/office/word/2010/wordprocessingInk" xmlns:wne="http://schemas.microsoft.com/office/word/2006/wordml" xmlns:wps="http://schemas.microsoft.com/office/word/2010/wordprocessingShape" mc:Ignorable="w14 w15 w16se w16cid w16 w16cex w16sdtdh w16sdtfl w16du wp14">
   <w:p>
     <w:pPr>
       <w:pStyle w:val="Header"/>
@@ -569,7 +586,7 @@
     <w:r>
       <w:tab/>
       <w:tab/>
-      <w:t>2026-06-17</w:t>
+      <w:t>2026-06-18</w:t>
       <w:br/>
       <w:br/>
     </w:r>
@@ -582,7 +599,7 @@
 </file>
 
 <file path=word/numbering.xml><?xml version="1.0" encoding="utf-8"?>
-<w:numbering xmlns:wpc="http://schemas.microsoft.com/office/word/2010/wordprocessingCanvas" xmlns:cx="http://schemas.microsoft.com/office/drawing/2014/chartex" xmlns:cx1="http://schemas.microsoft.com/office/drawing/2015/9/8/chartex" xmlns:cx2="http://schemas.microsoft.com/office/drawing/2015/10/21/chartex" xmlns:cx3="http://schemas.microsoft.com/office/drawing/2016/5/9/chartex" xmlns:cx4="http://schemas.microsoft.com/office/drawing/2016/5/10/chartex" xmlns:cx5="http://schemas.microsoft.com/office/drawing/2016/5/11/chartex" xmlns:cx6="http://schemas.microsoft.com/office/drawing/2016/5/12/chartex" xmlns:cx7="http://schemas.microsoft.com/office/drawing/2016/5/13/chartex" xmlns:cx8="http://schemas.microsoft.com/office/drawing/2016/5/14/chartex" xmlns:mc="http://schemas.openxmlformats.org/markup-compatibility/2006" xmlns:aink="http://schemas.microsoft.com/office/drawing/2016/ink" xmlns:am3d="http://schemas.microsoft.com/office/drawing/2017/model3d" xmlns:o="urn:schemas-microsoft-com:office:office" xmlns:oel="http://schemas.microsoft.com/office/2019/extlst" xmlns:r="http://schemas.openxmlformats.org/officeDocument/2006/relationships" xmlns:m="http://schemas.openxmlformats.org/officeDocument/2006/math" xmlns:v="urn:schemas-microsoft-com:vml" xmlns:wp14="http://schemas.microsoft.com/office/word/2010/wordprocessingDrawing" xmlns:wp="http://schemas.openxmlformats.org/drawingml/2006/wordprocessingDrawing" xmlns:w10="urn:schemas-microsoft-com:office:word" xmlns:w="http://schemas.openxmlformats.org/wordprocessingml/2006/main" xmlns:w14="http://schemas.microsoft.com/office/word/2010/wordml" xmlns:w15="http://schemas.microsoft.com/office/word/2012/wordml" xmlns:w16cex="http://schemas.microsoft.com/office/word/2018/wordml/cex" xmlns:w16cid="http://schemas.microsoft.com/office/word/2016/wordml/cid" xmlns:w16="http://schemas.microsoft.com/office/word/2018/wordml" xmlns:w16sdtdh="http://schemas.microsoft.com/office/word/2020/wordml/sdtdatahash" xmlns:w16se="http://schemas.microsoft.com/office/word/2015/wordml/symex" xmlns:wpg="http://schemas.microsoft.com/office/word/2010/wordprocessingGroup" xmlns:wpi="http://schemas.microsoft.com/office/word/2010/wordprocessingInk" xmlns:wne="http://schemas.microsoft.com/office/word/2006/wordml" xmlns:wps="http://schemas.microsoft.com/office/word/2010/wordprocessingShape" mc:Ignorable="w14 w15 w16se w16cid w16 w16cex w16sdtdh wp14">
+<w:numbering xmlns:wpc="http://schemas.microsoft.com/office/word/2010/wordprocessingCanvas" xmlns:cx="http://schemas.microsoft.com/office/drawing/2014/chartex" xmlns:cx1="http://schemas.microsoft.com/office/drawing/2015/9/8/chartex" xmlns:cx2="http://schemas.microsoft.com/office/drawing/2015/10/21/chartex" xmlns:cx3="http://schemas.microsoft.com/office/drawing/2016/5/9/chartex" xmlns:cx4="http://schemas.microsoft.com/office/drawing/2016/5/10/chartex" xmlns:cx5="http://schemas.microsoft.com/office/drawing/2016/5/11/chartex" xmlns:cx6="http://schemas.microsoft.com/office/drawing/2016/5/12/chartex" xmlns:cx7="http://schemas.microsoft.com/office/drawing/2016/5/13/chartex" xmlns:cx8="http://schemas.microsoft.com/office/drawing/2016/5/14/chartex" xmlns:mc="http://schemas.openxmlformats.org/markup-compatibility/2006" xmlns:aink="http://schemas.microsoft.com/office/drawing/2016/ink" xmlns:am3d="http://schemas.microsoft.com/office/drawing/2017/model3d" xmlns:o="urn:schemas-microsoft-com:office:office" xmlns:oel="http://schemas.microsoft.com/office/2019/extlst" xmlns:r="http://schemas.openxmlformats.org/officeDocument/2006/relationships" xmlns:m="http://schemas.openxmlformats.org/officeDocument/2006/math" xmlns:v="urn:schemas-microsoft-com:vml" xmlns:wp14="http://schemas.microsoft.com/office/word/2010/wordprocessingDrawing" xmlns:wp="http://schemas.openxmlformats.org/drawingml/2006/wordprocessingDrawing" xmlns:w10="urn:schemas-microsoft-com:office:word" xmlns:w="http://schemas.openxmlformats.org/wordprocessingml/2006/main" xmlns:w14="http://schemas.microsoft.com/office/word/2010/wordml" xmlns:w15="http://schemas.microsoft.com/office/word/2012/wordml" xmlns:w16cex="http://schemas.microsoft.com/office/word/2018/wordml/cex" xmlns:w16cid="http://schemas.microsoft.com/office/word/2016/wordml/cid" xmlns:w16="http://schemas.microsoft.com/office/word/2018/wordml" xmlns:w16du="http://schemas.microsoft.com/office/word/2023/wordml/word16du" xmlns:w16sdtdh="http://schemas.microsoft.com/office/word/2020/wordml/sdtdatahash" xmlns:w16sdtfl="http://schemas.microsoft.com/office/word/2024/wordml/sdtformatlock" xmlns:w16se="http://schemas.microsoft.com/office/word/2015/wordml/symex" xmlns:wpg="http://schemas.microsoft.com/office/word/2010/wordprocessingGroup" xmlns:wpi="http://schemas.microsoft.com/office/word/2010/wordprocessingInk" xmlns:wne="http://schemas.microsoft.com/office/word/2006/wordml" xmlns:wps="http://schemas.microsoft.com/office/word/2010/wordprocessingShape" mc:Ignorable="w14 w15 w16se w16cid w16 w16cex w16sdtdh w16sdtfl w16du wp14">
   <w:abstractNum w:abstractNumId="0" w15:restartNumberingAfterBreak="0">
     <w:nsid w:val="FFFFFF7C"/>
     <w:multiLevelType w:val="singleLevel"/>
@@ -785,7 +802,7 @@
 </file>
 
 <file path=word/styles.xml><?xml version="1.0" encoding="utf-8"?>
-<w:styles xmlns:mc="http://schemas.openxmlformats.org/markup-compatibility/2006" xmlns:r="http://schemas.openxmlformats.org/officeDocument/2006/relationships" xmlns:w="http://schemas.openxmlformats.org/wordprocessingml/2006/main" xmlns:w14="http://schemas.microsoft.com/office/word/2010/wordml" xmlns:w15="http://schemas.microsoft.com/office/word/2012/wordml" xmlns:w16cex="http://schemas.microsoft.com/office/word/2018/wordml/cex" xmlns:w16cid="http://schemas.microsoft.com/office/word/2016/wordml/cid" xmlns:w16="http://schemas.microsoft.com/office/word/2018/wordml" xmlns:w16sdtdh="http://schemas.microsoft.com/office/word/2020/wordml/sdtdatahash" xmlns:w16se="http://schemas.microsoft.com/office/word/2015/wordml/symex" mc:Ignorable="w14 w15 w16se w16cid w16 w16cex w16sdtdh">
+<w:styles xmlns:mc="http://schemas.openxmlformats.org/markup-compatibility/2006" xmlns:r="http://schemas.openxmlformats.org/officeDocument/2006/relationships" xmlns:w="http://schemas.openxmlformats.org/wordprocessingml/2006/main" xmlns:w14="http://schemas.microsoft.com/office/word/2010/wordml" xmlns:w15="http://schemas.microsoft.com/office/word/2012/wordml" xmlns:w16cex="http://schemas.microsoft.com/office/word/2018/wordml/cex" xmlns:w16cid="http://schemas.microsoft.com/office/word/2016/wordml/cid" xmlns:w16="http://schemas.microsoft.com/office/word/2018/wordml" xmlns:w16du="http://schemas.microsoft.com/office/word/2023/wordml/word16du" xmlns:w16sdtdh="http://schemas.microsoft.com/office/word/2020/wordml/sdtdatahash" xmlns:w16sdtfl="http://schemas.microsoft.com/office/word/2024/wordml/sdtformatlock" xmlns:w16se="http://schemas.microsoft.com/office/word/2015/wordml/symex" mc:Ignorable="w14 w15 w16se w16cid w16 w16cex w16sdtdh w16sdtfl w16du">
   <w:docDefaults>
     <w:rPrDefault>
       <w:rPr>
@@ -1543,7 +1560,7 @@
     <w:link w:val="TitleChar"/>
     <w:uiPriority w:val="10"/>
     <w:qFormat/>
-    <w:rsid w:val="007106C8"/>
+    <w:rsid w:val="00E854FA"/>
     <w:pPr>
       <w:spacing w:after="300" w:line="240" w:lineRule="auto"/>
       <w:contextualSpacing/>
@@ -1553,7 +1570,7 @@
       <w:rFonts w:eastAsiaTheme="majorEastAsia" w:cstheme="majorBidi"/>
       <w:spacing w:val="5"/>
       <w:kern w:val="28"/>
-      <w:sz w:val="52"/>
+      <w:sz w:val="40"/>
       <w:szCs w:val="52"/>
       <w:lang w:val="sv-SE" w:eastAsia="en-US" w:bidi="ar-SA"/>
     </w:rPr>
@@ -1563,12 +1580,12 @@
     <w:basedOn w:val="DefaultParagraphFont"/>
     <w:link w:val="Title"/>
     <w:uiPriority w:val="10"/>
-    <w:rsid w:val="007106C8"/>
+    <w:rsid w:val="00E854FA"/>
     <w:rPr>
       <w:rFonts w:ascii="Times New Roman" w:eastAsiaTheme="majorEastAsia" w:hAnsi="Times New Roman" w:cstheme="majorBidi"/>
       <w:spacing w:val="5"/>
       <w:kern w:val="28"/>
-      <w:sz w:val="52"/>
+      <w:sz w:val="40"/>
       <w:szCs w:val="52"/>
       <w:lang w:val="sv-SE" w:eastAsia="en-US" w:bidi="ar-SA"/>
     </w:rPr>

--- a/tillsyn/A 57599-2025 tillsynsbegäran.docx
+++ b/tillsyn/A 57599-2025 tillsynsbegäran.docx
@@ -586,7 +586,7 @@
     <w:r>
       <w:tab/>
       <w:tab/>
-      <w:t>2026-06-18</w:t>
+      <w:t>2026-06-19</w:t>
       <w:br/>
       <w:br/>
     </w:r>

--- a/tillsyn/A 57599-2025 tillsynsbegäran.docx
+++ b/tillsyn/A 57599-2025 tillsynsbegäran.docx
@@ -586,7 +586,7 @@
     <w:r>
       <w:tab/>
       <w:tab/>
-      <w:t>2026-06-19</w:t>
+      <w:t>2026-06-20</w:t>
       <w:br/>
       <w:br/>
     </w:r>

--- a/tillsyn/A 57599-2025 tillsynsbegäran.docx
+++ b/tillsyn/A 57599-2025 tillsynsbegäran.docx
@@ -12,10 +12,7 @@
     </w:p>
     <w:p>
       <w:r>
-        <w:t>Detta dokument behandlar höga naturvärden i avverkningsanmälan A 57599-2025 i Nyköpings kommun som inkom 2025-11-20 och omfattar 10,6 ha.</w:t>
-      </w:r>
-      <w:r>
-        <w:t xml:space="preserve"> I Figur 1 visas fyndplatser för naturvårdsarter i området, som finns registrerade på Artportalen.</w:t>
+        <w:t>Denna tillsynsbegäran behandlar höga naturvärden i avverkningsanmälan A 57599-2025 i Nyköpings kommun som inkom 2025-11-20 och omfattar 10,6 ha.</w:t>
       </w:r>
     </w:p>
     <w:p>
@@ -63,7 +60,20 @@
         <w:spacing w:after="240"/>
       </w:pPr>
       <w:r>
-        <w:t>Figur 1. Fyndplatser för naturvårdsarter i avverkningsanmälan (röd linje). Inom parentes anges rödlistekategorier, S för signalarter, Tför typiska arter och fridlysningsparagrafer i artskyddsförordningen.Markörer utan svart kant är placerade på fyndplatsen. Markörer med svart kant är placerade vid sidan av fyndplatsen och har ett svart streck som visar fyndplatsens exakta position. Kartans mittpunktskoordinat är N 6525510, E 603419 i SWEREF 99 TM.</w:t>
+        <w:t>Figur 1. Fyndplatser för naturvårdsarter i avverkningsanmälan. Markörer utan svart kant är placerade på fyndplatsen. Markörer med svart kant är placerade vid sidan av fyndplatsen har ett svart streck som visar fyndplatsens exakta position. Kartans mittpunktskoordinat är N 6525510, E 603419 i SWEREF 99 TM.</w:t>
+      </w:r>
+    </w:p>
+    <w:p>
+      <w:r>
+        <w:t>I avverkningsanmälan finns fynd av 7 naturvårdsarter, varav 4 är rödlistade, 2 är fridlysta, 3 är typiska (T) och 3 är signalarter (S): blanksvart spiklav (NT), duvhök (NT, §4), rynkskinn (NT, T), talltita (NT, §4), bronshjon (S, T), grönpyrola (S, T) och rödgul trumpetsvamp (S). Se Figur 1.</w:t>
+      </w:r>
+    </w:p>
+    <w:p>
+      <w:pPr>
+        <w:pStyle w:val="Heading1"/>
+      </w:pPr>
+      <w:r>
+        <w:t>Tillsynsbegäran</w:t>
       </w:r>
     </w:p>
     <w:p>
@@ -77,53 +87,27 @@
       </w:r>
     </w:p>
     <w:p>
-      <w:r>
-        <w:t>Nedan beskrivs fynd av naturvårdsarter och fridlysta arter som gjorts i det avverkningsanmälda området. I BILAGA 1 finns artfakta om fridlysta arter.</w:t>
-      </w:r>
-    </w:p>
-    <w:p>
       <w:pPr>
         <w:pStyle w:val="Heading1"/>
       </w:pPr>
       <w:r>
-        <w:t>Naturvårdsarter</w:t>
+        <w:t>Naturvårdsarter och fridlysta arter</w:t>
       </w:r>
     </w:p>
     <w:p>
       <w:r>
-        <w:t>I avverkningsanmälan har följande 7 naturvårdsarter hittats: blanksvart spiklav (NT), duvhök (NT, §4), rynkskinn (NT, T), talltita (NT, §4), bronshjon (S, T), grönpyrola (S, T) och rödgul trumpetsvamp (S). Av dessa är 4 rödlistade. För rödlistade arter har rödlistekategorin angivits inom parentes. Arter som är signalarter enligt Skogsstyrelsen har markerats med (S). Typiska arter inom Natura 2000 som är kopplade till skogsekosystem har markerats med (T). För fridlysta arter anges även paragrafen i Artskyddsförordningen som arten är fridlyst enligt.</w:t>
+        <w:t>Nedan följer beskrivningar av de naturvårdsarter och fridlysta arter som har sina livsmiljöer och växtplatser i den avverkningsanmälda skogen. Se även ytterligare artfakta i BILAGA 1. De påträffade naturvårdsarterna är ett tydligt kvitto på att det rör sig om en skog med höga naturvärden.</w:t>
       </w:r>
     </w:p>
     <w:p>
       <w:r>
-        <w:t>De påträffade naturvårdsarterna är ett tydligt kvitto på att det rör sig om en skog med höga naturvärden.</w:t>
-      </w:r>
-    </w:p>
-    <w:p>
-      <w:pPr>
-        <w:pStyle w:val="Heading2"/>
-      </w:pPr>
-      <w:r>
-        <w:t>Fridlysta arter</w:t>
-      </w:r>
-    </w:p>
-    <w:p>
-      <w:r>
-        <w:t>Följande fridlysta arter har sina livsmiljöer och växtplatser i den avverkningsanmälda skogen: duvhök (NT, §4) och talltita (NT, §4).</w:t>
-      </w:r>
-    </w:p>
-    <w:p>
-      <w:r>
-        <w:t xml:space="preserve">Observera att medlemsländerna är skyldiga att agera i enlighet med EU:s fågeldirektiv där det uttryckligen står att direktivet gäller för fåglar samt för deras ägg, bon och </w:t>
-      </w:r>
-      <w:r>
         <w:rPr>
           <w:b/>
         </w:rPr>
-        <w:t xml:space="preserve">livsmiljöer </w:t>
+        <w:t>Blanksvart spiklav (NT)</w:t>
       </w:r>
       <w:r>
-        <w:t>(artikel 1). Vidare att de åtgärder som vidtas inte får leda till en försämring av den nuvarande situationen beträffande bevarandet av de fågelarter som avses i artikel 1 (artikel 13). Fågeldirektivet är styrande för tillsynsansvariga myndigheters ärendehantering, ställningstaganden och beslutsfattande.</w:t>
+        <w:t xml:space="preserve"> förekommer på torr, hård, gammal kärnved men även på äldre ytved av tall i naturskogsartade bestånd med begränsad brandpåverkan och ostörd hydrologi. Skogsbruksåtgärder på eller i närheten av lokaler med blanksvart spiklav utgör ett hot. Naturskogsartade öppna tall- och barrblandskogar med blanksvart spiklav indikerar höga biologiska värden och bör bevaras (SLU Artdatabanken, 2024).</w:t>
       </w:r>
     </w:p>
     <w:p>
@@ -142,23 +126,28 @@
         <w:rPr>
           <w:b/>
         </w:rPr>
-        <w:t>Talltita (NT, §4)</w:t>
+        <w:t>Rynkskinn (NT)</w:t>
       </w:r>
       <w:r>
-        <w:t>, rödlistad som nära hotad och prioriterad art i Skogsvårdslagen, har häckningsrevir i anmälan. Arten har minskat kraftigt de senaste 30 åren och minskningstakten innevarande 10-årsperiod beräknas till 20 (10–30) %. Talltitan är synnerligen trogen sitt cirka 15 hektar stora revir och är beroende av flerskiktade olikåldriga skogar för att kunna föda upp sina ungar. Talltitan försvinner om dess livsmiljö kalavverkas (Eggers &amp; Low, 2014; Ekman, 1979; Griesser et al, 2007; Klein, 2020; Siffczyk et al, 2003; SLU Artdatabanken, 2021).</w:t>
+        <w:t xml:space="preserve"> är en vednedbrytare som växer på grova granlågor och ingår i en karaktäristisk association av vedsvampar knutna till urskogsartade barrskogar. Den har klassificerats som en “urskogsindikator” och är placerad i toppen av Skogsstyrelsens värdepyramid för bedömning av skog med höga naturvärden. Allt tyder på att rynkskinn är mycket känslig för skogliga ingrepp och lokalerna, som oftast har höga biologiska kvaliteter, bör lämnas till fri utveckling. Rynkskinn är typisk art för </w:t>
       </w:r>
-    </w:p>
-    <w:p>
       <w:r>
-        <w:t>I BILAGA 1 finns mer detaljerad information om ekologi samt krav på livsmiljö hos fridlysta arter.</w:t>
+        <w:rPr>
+          <w:i/>
+        </w:rPr>
+        <w:t xml:space="preserve">9010 Taiga, 9050 Näringsrik granskog </w:t>
       </w:r>
-    </w:p>
-    <w:p>
-      <w:pPr>
-        <w:pStyle w:val="Heading2"/>
-      </w:pPr>
       <w:r>
-        <w:t>Övriga naturvårdsarter</w:t>
+        <w:t>och</w:t>
+      </w:r>
+      <w:r>
+        <w:rPr>
+          <w:i/>
+        </w:rPr>
+        <w:t xml:space="preserve"> 9030 Landhöjningsskog</w:t>
+      </w:r>
+      <w:r>
+        <w:t xml:space="preserve"> (Nitare &amp; Skogsstyrelsen, 2019; SLU Artdatabanken, 2026).</w:t>
       </w:r>
     </w:p>
     <w:p>
@@ -166,10 +155,10 @@
         <w:rPr>
           <w:b/>
         </w:rPr>
-        <w:t>Blanksvart spiklav (NT)</w:t>
+        <w:t>Talltita (NT, §4)</w:t>
       </w:r>
       <w:r>
-        <w:t xml:space="preserve"> förekommer på torr, hård, gammal kärnved men även på äldre ytved av tall i naturskogsartade bestånd med begränsad brandpåverkan och ostörd hydrologi. Skogsbruksåtgärder på eller i närheten av lokaler med blanksvart spiklav utgör ett hot. Naturskogsartade öppna tall- och barrblandskogar med blanksvart spiklav indikerar höga biologiska värden och bör bevaras (SLU Artdatabanken, 2024).</w:t>
+        <w:t>, rödlistad som nära hotad och prioriterad art i Skogsvårdslagen, har häckningsrevir i anmälan. Arten har minskat kraftigt de senaste 30 åren och minskningstakten innevarande 10-årsperiod beräknas till 20 (10–30) %. Talltitan är synnerligen trogen sitt cirka 15 hektar stora revir och är beroende av flerskiktade olikåldriga skogar för att kunna föda upp sina ungar. Talltitan försvinner om dess livsmiljö kalavverkas (Eggers &amp; Low, 2014; Ekman, 1979; Griesser et al, 2007; Klein, 2020; Siffczyk et al, 2003; SLU Artdatabanken, 2021).</w:t>
       </w:r>
     </w:p>
     <w:p>
@@ -226,39 +215,32 @@
         <w:rPr>
           <w:b/>
         </w:rPr>
-        <w:t>Rynkskinn (NT)</w:t>
+        <w:t xml:space="preserve">Rödgul trumpetsvamp </w:t>
       </w:r>
       <w:r>
-        <w:t xml:space="preserve"> är en vednedbrytare som växer på grova granlågor och ingår i en karaktäristisk association av vedsvampar knutna till urskogsartade barrskogar. Den har klassificerats som en “urskogsindikator” och är placerad i toppen av Skogsstyrelsens värdepyramid för bedömning av skog med höga naturvärden. Allt tyder på att rynkskinn är mycket känslig för skogliga ingrepp och lokalerna, som oftast har höga biologiska kvaliteter, bör lämnas till fri utveckling. Rynkskinn är typisk art för </w:t>
+        <w:t>signalerar kalkrika barrsumpskogar eller avgränsade små mineralrika ytor i barrskogslandskapet, vilka normalt har höga naturvärden. I urbergsbygder är den en bra signalart på känsliga skogsbiotoper (Nitare &amp; Skogsstyrelsen, 2019).</w:t>
       </w:r>
+    </w:p>
+    <w:p>
+      <w:pPr>
+        <w:pStyle w:val="Heading1"/>
+      </w:pPr>
       <w:r>
-        <w:rPr>
-          <w:i/>
-        </w:rPr>
-        <w:t xml:space="preserve">9010 Taiga, 9050 Näringsrik granskog </w:t>
-      </w:r>
-      <w:r>
-        <w:t>och</w:t>
-      </w:r>
-      <w:r>
-        <w:rPr>
-          <w:i/>
-        </w:rPr>
-        <w:t xml:space="preserve"> 9030 Landhöjningsskog</w:t>
-      </w:r>
-      <w:r>
-        <w:t xml:space="preserve"> (Nitare &amp; Skogsstyrelsen, 2019; SLU Artdatabanken, 2026).</w:t>
+        <w:t>EU:s fågeldirektiv</w:t>
       </w:r>
     </w:p>
     <w:p>
       <w:r>
+        <w:t xml:space="preserve">Europeiska unionens medlemsländer är skyldiga att agera i enlighet med EU:s fågeldirektiv där det uttryckligen står att direktivet gäller för fåglar samt för deras ägg, bon och </w:t>
+      </w:r>
+      <w:r>
         <w:rPr>
           <w:b/>
         </w:rPr>
-        <w:t xml:space="preserve">Rödgul trumpetsvamp </w:t>
+        <w:t xml:space="preserve">livsmiljöer </w:t>
       </w:r>
       <w:r>
-        <w:t>signalerar kalkrika barrsumpskogar eller avgränsade små mineralrika ytor i barrskogslandskapet, vilka normalt har höga naturvärden. I urbergsbygder är den en bra signalart på känsliga skogsbiotoper (Nitare &amp; Skogsstyrelsen, 2019).</w:t>
+        <w:t>(artikel 1). Vidare att de åtgärder som vidtas inte får leda till en försämring av den nuvarande situationen beträffande bevarandet av de fågelarter som avses i artikel 1 (artikel 13). Fågeldirektivet är styrande för tillsynsansvariga myndigheters ärendehantering, ställningstaganden och beslutsfattande.</w:t>
       </w:r>
     </w:p>
     <w:p>
@@ -586,7 +568,7 @@
     <w:r>
       <w:tab/>
       <w:tab/>
-      <w:t>2026-06-20</w:t>
+      <w:t>2026-06-21</w:t>
       <w:br/>
       <w:br/>
     </w:r>

--- a/tillsyn/A 57599-2025 tillsynsbegäran.docx
+++ b/tillsyn/A 57599-2025 tillsynsbegäran.docx
@@ -568,7 +568,7 @@
     <w:r>
       <w:tab/>
       <w:tab/>
-      <w:t>2026-06-21</w:t>
+      <w:t>2026-06-22</w:t>
       <w:br/>
       <w:br/>
     </w:r>

--- a/tillsyn/A 57599-2025 tillsynsbegäran.docx
+++ b/tillsyn/A 57599-2025 tillsynsbegäran.docx
@@ -568,7 +568,7 @@
     <w:r>
       <w:tab/>
       <w:tab/>
-      <w:t>2026-06-22</w:t>
+      <w:t>2026-06-23</w:t>
       <w:br/>
       <w:br/>
     </w:r>

--- a/tillsyn/A 57599-2025 tillsynsbegäran.docx
+++ b/tillsyn/A 57599-2025 tillsynsbegäran.docx
@@ -568,7 +568,7 @@
     <w:r>
       <w:tab/>
       <w:tab/>
-      <w:t>2026-06-23</w:t>
+      <w:t>2026-06-24</w:t>
       <w:br/>
       <w:br/>
     </w:r>

--- a/tillsyn/A 57599-2025 tillsynsbegäran.docx
+++ b/tillsyn/A 57599-2025 tillsynsbegäran.docx
@@ -568,7 +568,7 @@
     <w:r>
       <w:tab/>
       <w:tab/>
-      <w:t>2026-06-24</w:t>
+      <w:t>2026-06-25</w:t>
       <w:br/>
       <w:br/>
     </w:r>

--- a/tillsyn/A 57599-2025 tillsynsbegäran.docx
+++ b/tillsyn/A 57599-2025 tillsynsbegäran.docx
@@ -568,7 +568,7 @@
     <w:r>
       <w:tab/>
       <w:tab/>
-      <w:t>2026-06-25</w:t>
+      <w:t>2026-06-26</w:t>
       <w:br/>
       <w:br/>
     </w:r>

--- a/tillsyn/A 57599-2025 tillsynsbegäran.docx
+++ b/tillsyn/A 57599-2025 tillsynsbegäran.docx
@@ -568,7 +568,7 @@
     <w:r>
       <w:tab/>
       <w:tab/>
-      <w:t>2026-06-26</w:t>
+      <w:t>2026-06-27</w:t>
       <w:br/>
       <w:br/>
     </w:r>

--- a/tillsyn/A 57599-2025 tillsynsbegäran.docx
+++ b/tillsyn/A 57599-2025 tillsynsbegäran.docx
@@ -568,7 +568,7 @@
     <w:r>
       <w:tab/>
       <w:tab/>
-      <w:t>2026-06-27</w:t>
+      <w:t>2026-06-28</w:t>
       <w:br/>
       <w:br/>
     </w:r>

--- a/tillsyn/A 57599-2025 tillsynsbegäran.docx
+++ b/tillsyn/A 57599-2025 tillsynsbegäran.docx
@@ -568,7 +568,7 @@
     <w:r>
       <w:tab/>
       <w:tab/>
-      <w:t>2026-06-28</w:t>
+      <w:t>2026-06-29</w:t>
       <w:br/>
       <w:br/>
     </w:r>

--- a/tillsyn/A 57599-2025 tillsynsbegäran.docx
+++ b/tillsyn/A 57599-2025 tillsynsbegäran.docx
@@ -568,7 +568,7 @@
     <w:r>
       <w:tab/>
       <w:tab/>
-      <w:t>2026-06-29</w:t>
+      <w:t>2026-06-30</w:t>
       <w:br/>
       <w:br/>
     </w:r>

--- a/tillsyn/A 57599-2025 tillsynsbegäran.docx
+++ b/tillsyn/A 57599-2025 tillsynsbegäran.docx
@@ -568,7 +568,7 @@
     <w:r>
       <w:tab/>
       <w:tab/>
-      <w:t>2026-06-30</w:t>
+      <w:t>2026-07-01</w:t>
       <w:br/>
       <w:br/>
     </w:r>

--- a/tillsyn/A 57599-2025 tillsynsbegäran.docx
+++ b/tillsyn/A 57599-2025 tillsynsbegäran.docx
@@ -568,7 +568,7 @@
     <w:r>
       <w:tab/>
       <w:tab/>
-      <w:t>2026-07-01</w:t>
+      <w:t>2026-07-02</w:t>
       <w:br/>
       <w:br/>
     </w:r>

--- a/tillsyn/A 57599-2025 tillsynsbegäran.docx
+++ b/tillsyn/A 57599-2025 tillsynsbegäran.docx
@@ -568,7 +568,7 @@
     <w:r>
       <w:tab/>
       <w:tab/>
-      <w:t>2026-07-13</w:t>
+      <w:t>2026-07-14</w:t>
       <w:br/>
       <w:br/>
     </w:r>

--- a/tillsyn/A 57599-2025 tillsynsbegäran.docx
+++ b/tillsyn/A 57599-2025 tillsynsbegäran.docx
@@ -568,7 +568,7 @@
     <w:r>
       <w:tab/>
       <w:tab/>
-      <w:t>2026-07-14</w:t>
+      <w:t>2026-07-15</w:t>
       <w:br/>
       <w:br/>
     </w:r>

--- a/tillsyn/A 57599-2025 tillsynsbegäran.docx
+++ b/tillsyn/A 57599-2025 tillsynsbegäran.docx
@@ -568,7 +568,7 @@
     <w:r>
       <w:tab/>
       <w:tab/>
-      <w:t>2026-07-15</w:t>
+      <w:t>2026-07-16</w:t>
       <w:br/>
       <w:br/>
     </w:r>

--- a/tillsyn/A 57599-2025 tillsynsbegäran.docx
+++ b/tillsyn/A 57599-2025 tillsynsbegäran.docx
@@ -568,7 +568,7 @@
     <w:r>
       <w:tab/>
       <w:tab/>
-      <w:t>2026-07-16</w:t>
+      <w:t>2026-07-17</w:t>
       <w:br/>
       <w:br/>
     </w:r>

--- a/tillsyn/A 57599-2025 tillsynsbegäran.docx
+++ b/tillsyn/A 57599-2025 tillsynsbegäran.docx
@@ -568,7 +568,7 @@
     <w:r>
       <w:tab/>
       <w:tab/>
-      <w:t>2026-07-17</w:t>
+      <w:t>2026-07-18</w:t>
       <w:br/>
       <w:br/>
     </w:r>

--- a/tillsyn/A 57599-2025 tillsynsbegäran.docx
+++ b/tillsyn/A 57599-2025 tillsynsbegäran.docx
@@ -568,7 +568,7 @@
     <w:r>
       <w:tab/>
       <w:tab/>
-      <w:t>2026-07-18</w:t>
+      <w:t>2026-07-19</w:t>
       <w:br/>
       <w:br/>
     </w:r>

--- a/tillsyn/A 57599-2025 tillsynsbegäran.docx
+++ b/tillsyn/A 57599-2025 tillsynsbegäran.docx
@@ -568,7 +568,7 @@
     <w:r>
       <w:tab/>
       <w:tab/>
-      <w:t>2026-07-19</w:t>
+      <w:t>2026-07-20</w:t>
       <w:br/>
       <w:br/>
     </w:r>

--- a/tillsyn/A 57599-2025 tillsynsbegäran.docx
+++ b/tillsyn/A 57599-2025 tillsynsbegäran.docx
@@ -568,7 +568,7 @@
     <w:r>
       <w:tab/>
       <w:tab/>
-      <w:t>2026-07-20</w:t>
+      <w:t>2026-07-21</w:t>
       <w:br/>
       <w:br/>
     </w:r>

--- a/tillsyn/A 57599-2025 tillsynsbegäran.docx
+++ b/tillsyn/A 57599-2025 tillsynsbegäran.docx
@@ -568,7 +568,7 @@
     <w:r>
       <w:tab/>
       <w:tab/>
-      <w:t>2026-07-21</w:t>
+      <w:t>2026-07-22</w:t>
       <w:br/>
       <w:br/>
     </w:r>

--- a/tillsyn/A 57599-2025 tillsynsbegäran.docx
+++ b/tillsyn/A 57599-2025 tillsynsbegäran.docx
@@ -568,7 +568,7 @@
     <w:r>
       <w:tab/>
       <w:tab/>
-      <w:t>2026-07-22</w:t>
+      <w:t>2026-07-23</w:t>
       <w:br/>
       <w:br/>
     </w:r>

--- a/tillsyn/A 57599-2025 tillsynsbegäran.docx
+++ b/tillsyn/A 57599-2025 tillsynsbegäran.docx
@@ -568,7 +568,7 @@
     <w:r>
       <w:tab/>
       <w:tab/>
-      <w:t>2026-07-23</w:t>
+      <w:t>2026-07-24</w:t>
       <w:br/>
       <w:br/>
     </w:r>

--- a/tillsyn/A 57599-2025 tillsynsbegäran.docx
+++ b/tillsyn/A 57599-2025 tillsynsbegäran.docx
@@ -568,7 +568,7 @@
     <w:r>
       <w:tab/>
       <w:tab/>
-      <w:t>2026-07-24</w:t>
+      <w:t>2026-07-25</w:t>
       <w:br/>
       <w:br/>
     </w:r>

--- a/tillsyn/A 57599-2025 tillsynsbegäran.docx
+++ b/tillsyn/A 57599-2025 tillsynsbegäran.docx
@@ -568,7 +568,7 @@
     <w:r>
       <w:tab/>
       <w:tab/>
-      <w:t>2026-07-25</w:t>
+      <w:t>2026-07-26</w:t>
       <w:br/>
       <w:br/>
     </w:r>

--- a/tillsyn/A 57599-2025 tillsynsbegäran.docx
+++ b/tillsyn/A 57599-2025 tillsynsbegäran.docx
@@ -568,7 +568,7 @@
     <w:r>
       <w:tab/>
       <w:tab/>
-      <w:t>2026-07-26</w:t>
+      <w:t>2026-07-27</w:t>
       <w:br/>
       <w:br/>
     </w:r>

--- a/tillsyn/A 57599-2025 tillsynsbegäran.docx
+++ b/tillsyn/A 57599-2025 tillsynsbegäran.docx
@@ -568,7 +568,7 @@
     <w:r>
       <w:tab/>
       <w:tab/>
-      <w:t>2026-07-27</w:t>
+      <w:t>2026-07-28</w:t>
       <w:br/>
       <w:br/>
     </w:r>

--- a/tillsyn/A 57599-2025 tillsynsbegäran.docx
+++ b/tillsyn/A 57599-2025 tillsynsbegäran.docx
@@ -568,7 +568,7 @@
     <w:r>
       <w:tab/>
       <w:tab/>
-      <w:t>2026-07-28</w:t>
+      <w:t>2026-07-29</w:t>
       <w:br/>
       <w:br/>
     </w:r>

--- a/tillsyn/A 57599-2025 tillsynsbegäran.docx
+++ b/tillsyn/A 57599-2025 tillsynsbegäran.docx
@@ -568,7 +568,7 @@
     <w:r>
       <w:tab/>
       <w:tab/>
-      <w:t>2026-07-29</w:t>
+      <w:t>2026-07-30</w:t>
       <w:br/>
       <w:br/>
     </w:r>

--- a/tillsyn/A 57599-2025 tillsynsbegäran.docx
+++ b/tillsyn/A 57599-2025 tillsynsbegäran.docx
@@ -568,7 +568,7 @@
     <w:r>
       <w:tab/>
       <w:tab/>
-      <w:t>2026-07-30</w:t>
+      <w:t>2026-07-31</w:t>
       <w:br/>
       <w:br/>
     </w:r>

--- a/tillsyn/A 57599-2025 tillsynsbegäran.docx
+++ b/tillsyn/A 57599-2025 tillsynsbegäran.docx
@@ -568,7 +568,7 @@
     <w:r>
       <w:tab/>
       <w:tab/>
-      <w:t>2026-07-31</w:t>
+      <w:t>2026-08-01</w:t>
       <w:br/>
       <w:br/>
     </w:r>

--- a/tillsyn/A 57599-2025 tillsynsbegäran.docx
+++ b/tillsyn/A 57599-2025 tillsynsbegäran.docx
@@ -568,7 +568,7 @@
     <w:r>
       <w:tab/>
       <w:tab/>
-      <w:t>2026-08-01</w:t>
+      <w:t>2026-08-02</w:t>
       <w:br/>
       <w:br/>
     </w:r>

--- a/tillsyn/A 57599-2025 tillsynsbegäran.docx
+++ b/tillsyn/A 57599-2025 tillsynsbegäran.docx
@@ -568,7 +568,7 @@
     <w:r>
       <w:tab/>
       <w:tab/>
-      <w:t>2026-08-02</w:t>
+      <w:t>2026-08-03</w:t>
       <w:br/>
       <w:br/>
     </w:r>

--- a/tillsyn/A 57599-2025 tillsynsbegäran.docx
+++ b/tillsyn/A 57599-2025 tillsynsbegäran.docx
@@ -568,7 +568,7 @@
     <w:r>
       <w:tab/>
       <w:tab/>
-      <w:t>2026-08-03</w:t>
+      <w:t>2026-08-05</w:t>
       <w:br/>
       <w:br/>
     </w:r>

--- a/tillsyn/A 57599-2025 tillsynsbegäran.docx
+++ b/tillsyn/A 57599-2025 tillsynsbegäran.docx
@@ -568,7 +568,7 @@
     <w:r>
       <w:tab/>
       <w:tab/>
-      <w:t>2026-08-05</w:t>
+      <w:t>2026-08-07</w:t>
       <w:br/>
       <w:br/>
     </w:r>

--- a/tillsyn/A 57599-2025 tillsynsbegäran.docx
+++ b/tillsyn/A 57599-2025 tillsynsbegäran.docx
@@ -568,7 +568,7 @@
     <w:r>
       <w:tab/>
       <w:tab/>
-      <w:t>2026-08-07</w:t>
+      <w:t>2026-08-08</w:t>
       <w:br/>
       <w:br/>
     </w:r>

--- a/tillsyn/A 57599-2025 tillsynsbegäran.docx
+++ b/tillsyn/A 57599-2025 tillsynsbegäran.docx
@@ -60,7 +60,7 @@
         <w:spacing w:after="240"/>
       </w:pPr>
       <w:r>
-        <w:t>Figur 1. Fyndplatser för naturvårdsarter i avverkningsanmälan. Markörer utan svart kant är placerade på fyndplatsen. Markörer med svart kant är placerade vid sidan av fyndplatsen har ett svart streck som visar fyndplatsens exakta position. Kartans mittpunktskoordinat är N 6525510, E 603419 i SWEREF 99 TM.</w:t>
+        <w:t>Figur 1. Fyndplatser för naturvårdsarter i avverkningsanmälan. Markörer utan svart kant är placerade på fyndplatsen. Markörer med svart kant är placerade vid sidan av fyndplatsen och har ett svart streck som visar fyndplatsens exakta position. Kartans mittpunktskoordinat är N 6525510, E 603419 i SWEREF 99 TM.</w:t>
       </w:r>
     </w:p>
     <w:p>
@@ -568,7 +568,7 @@
     <w:r>
       <w:tab/>
       <w:tab/>
-      <w:t>2026-08-14</w:t>
+      <w:t>2026-08-15</w:t>
       <w:br/>
       <w:br/>
     </w:r>

--- a/tillsyn/A 57599-2025 tillsynsbegäran.docx
+++ b/tillsyn/A 57599-2025 tillsynsbegäran.docx
@@ -568,7 +568,7 @@
     <w:r>
       <w:tab/>
       <w:tab/>
-      <w:t>2026-08-15</w:t>
+      <w:t>2026-08-16</w:t>
       <w:br/>
       <w:br/>
     </w:r>

--- a/tillsyn/A 57599-2025 tillsynsbegäran.docx
+++ b/tillsyn/A 57599-2025 tillsynsbegäran.docx
@@ -568,7 +568,7 @@
     <w:r>
       <w:tab/>
       <w:tab/>
-      <w:t>2026-08-16</w:t>
+      <w:t>2026-08-17</w:t>
       <w:br/>
       <w:br/>
     </w:r>

--- a/tillsyn/A 57599-2025 tillsynsbegäran.docx
+++ b/tillsyn/A 57599-2025 tillsynsbegäran.docx
@@ -568,7 +568,7 @@
     <w:r>
       <w:tab/>
       <w:tab/>
-      <w:t>2026-08-17</w:t>
+      <w:t>2026-08-18</w:t>
       <w:br/>
       <w:br/>
     </w:r>

--- a/tillsyn/A 57599-2025 tillsynsbegäran.docx
+++ b/tillsyn/A 57599-2025 tillsynsbegäran.docx
@@ -568,7 +568,7 @@
     <w:r>
       <w:tab/>
       <w:tab/>
-      <w:t>2026-08-18</w:t>
+      <w:t>2026-08-19</w:t>
       <w:br/>
       <w:br/>
     </w:r>

--- a/tillsyn/A 57599-2025 tillsynsbegäran.docx
+++ b/tillsyn/A 57599-2025 tillsynsbegäran.docx
@@ -568,7 +568,7 @@
     <w:r>
       <w:tab/>
       <w:tab/>
-      <w:t>2026-08-19</w:t>
+      <w:t>2026-08-20</w:t>
       <w:br/>
       <w:br/>
     </w:r>

--- a/tillsyn/A 57599-2025 tillsynsbegäran.docx
+++ b/tillsyn/A 57599-2025 tillsynsbegäran.docx
@@ -568,7 +568,7 @@
     <w:r>
       <w:tab/>
       <w:tab/>
-      <w:t>2026-08-20</w:t>
+      <w:t>2026-08-21</w:t>
       <w:br/>
       <w:br/>
     </w:r>

--- a/tillsyn/A 57599-2025 tillsynsbegäran.docx
+++ b/tillsyn/A 57599-2025 tillsynsbegäran.docx
@@ -568,7 +568,7 @@
     <w:r>
       <w:tab/>
       <w:tab/>
-      <w:t>2026-08-21</w:t>
+      <w:t>2026-08-22</w:t>
       <w:br/>
       <w:br/>
     </w:r>

--- a/tillsyn/A 57599-2025 tillsynsbegäran.docx
+++ b/tillsyn/A 57599-2025 tillsynsbegäran.docx
@@ -568,7 +568,7 @@
     <w:r>
       <w:tab/>
       <w:tab/>
-      <w:t>2026-08-22</w:t>
+      <w:t>2026-08-23</w:t>
       <w:br/>
       <w:br/>
     </w:r>

--- a/tillsyn/A 57599-2025 tillsynsbegäran.docx
+++ b/tillsyn/A 57599-2025 tillsynsbegäran.docx
@@ -568,7 +568,7 @@
     <w:r>
       <w:tab/>
       <w:tab/>
-      <w:t>2026-08-23</w:t>
+      <w:t>2026-08-24</w:t>
       <w:br/>
       <w:br/>
     </w:r>

--- a/tillsyn/A 57599-2025 tillsynsbegäran.docx
+++ b/tillsyn/A 57599-2025 tillsynsbegäran.docx
@@ -568,7 +568,7 @@
     <w:r>
       <w:tab/>
       <w:tab/>
-      <w:t>2026-08-24</w:t>
+      <w:t>2026-08-25</w:t>
       <w:br/>
       <w:br/>
     </w:r>

--- a/tillsyn/A 57599-2025 tillsynsbegäran.docx
+++ b/tillsyn/A 57599-2025 tillsynsbegäran.docx
@@ -568,7 +568,7 @@
     <w:r>
       <w:tab/>
       <w:tab/>
-      <w:t>2026-08-25</w:t>
+      <w:t>2026-08-26</w:t>
       <w:br/>
       <w:br/>
     </w:r>

--- a/tillsyn/A 57599-2025 tillsynsbegäran.docx
+++ b/tillsyn/A 57599-2025 tillsynsbegäran.docx
@@ -568,7 +568,7 @@
     <w:r>
       <w:tab/>
       <w:tab/>
-      <w:t>2026-08-26</w:t>
+      <w:t>2026-08-27</w:t>
       <w:br/>
       <w:br/>
     </w:r>

--- a/tillsyn/A 57599-2025 tillsynsbegäran.docx
+++ b/tillsyn/A 57599-2025 tillsynsbegäran.docx
@@ -568,7 +568,7 @@
     <w:r>
       <w:tab/>
       <w:tab/>
-      <w:t>2026-08-27</w:t>
+      <w:t>2026-08-28</w:t>
       <w:br/>
       <w:br/>
     </w:r>

--- a/tillsyn/A 57599-2025 tillsynsbegäran.docx
+++ b/tillsyn/A 57599-2025 tillsynsbegäran.docx
@@ -568,7 +568,7 @@
     <w:r>
       <w:tab/>
       <w:tab/>
-      <w:t>2026-08-28</w:t>
+      <w:t>2026-08-29</w:t>
       <w:br/>
       <w:br/>
     </w:r>

--- a/tillsyn/A 57599-2025 tillsynsbegäran.docx
+++ b/tillsyn/A 57599-2025 tillsynsbegäran.docx
@@ -568,7 +568,7 @@
     <w:r>
       <w:tab/>
       <w:tab/>
-      <w:t>2026-08-29</w:t>
+      <w:t>2026-08-31</w:t>
       <w:br/>
       <w:br/>
     </w:r>

--- a/tillsyn/A 57599-2025 tillsynsbegäran.docx
+++ b/tillsyn/A 57599-2025 tillsynsbegäran.docx
@@ -568,7 +568,7 @@
     <w:r>
       <w:tab/>
       <w:tab/>
-      <w:t>2026-08-31</w:t>
+      <w:t>2026-09-01</w:t>
       <w:br/>
       <w:br/>
     </w:r>

--- a/tillsyn/A 57599-2025 tillsynsbegäran.docx
+++ b/tillsyn/A 57599-2025 tillsynsbegäran.docx
@@ -568,7 +568,7 @@
     <w:r>
       <w:tab/>
       <w:tab/>
-      <w:t>2026-09-01</w:t>
+      <w:t>2026-09-02</w:t>
       <w:br/>
       <w:br/>
     </w:r>

--- a/tillsyn/A 57599-2025 tillsynsbegäran.docx
+++ b/tillsyn/A 57599-2025 tillsynsbegäran.docx
@@ -568,7 +568,7 @@
     <w:r>
       <w:tab/>
       <w:tab/>
-      <w:t>2026-09-02</w:t>
+      <w:t>2026-09-03</w:t>
       <w:br/>
       <w:br/>
     </w:r>

--- a/tillsyn/A 57599-2025 tillsynsbegäran.docx
+++ b/tillsyn/A 57599-2025 tillsynsbegäran.docx
@@ -568,7 +568,7 @@
     <w:r>
       <w:tab/>
       <w:tab/>
-      <w:t>2026-09-03</w:t>
+      <w:t>2026-09-04</w:t>
       <w:br/>
       <w:br/>
     </w:r>

--- a/tillsyn/A 57599-2025 tillsynsbegäran.docx
+++ b/tillsyn/A 57599-2025 tillsynsbegäran.docx
@@ -568,7 +568,7 @@
     <w:r>
       <w:tab/>
       <w:tab/>
-      <w:t>2026-09-04</w:t>
+      <w:t>2026-09-05</w:t>
       <w:br/>
       <w:br/>
     </w:r>
